--- a/docs/Checkpoint_3_Spec.docx
+++ b/docs/Checkpoint_3_Spec.docx
@@ -7,7 +7,7 @@
         <w:pStyle w:val="Heading1"/>
       </w:pPr>
       <w:r>
-        <w:t>Checkpoint 3 — BI Dashboard: data layer and specification</w:t>
+        <w:t>Checkpoint 3 — BI Dashboard Development</w:t>
       </w:r>
     </w:p>
     <w:p>
@@ -17,43 +17,29 @@
         </w:rPr>
         <w:t>BED 106 Business Analytics — Mini Capstone Project</w:t>
       </w:r>
+      <w:r>
+        <w:t xml:space="preserve"> Semi-Final Period · Weeks 10–13 · 100 Points</w:t>
+      </w:r>
     </w:p>
     <w:p>
       <w:r>
-        <w:t>This document covers the part of Checkpoint 3 that is the same whichever BI tool the dashboard is built in: the data the dashboard reads, the exact definition of every measure on it, and the layout that answers the three business questions. Building the visuals in Power BI, Tableau or Looker Studio is the step after this one.</w:t>
+        <w:t>Everything for Checkpoint 3 that can be prepared before Power BI is opened: the Task 3.1 blueprint, the data the dashboard reads, the Task 3.3 segmentation already computed and validated, the DAX for every measure, and a page-by-page build order.</w:t>
       </w:r>
     </w:p>
     <w:p>
-      <w:pPr>
-        <w:ind w:left="432"/>
-      </w:pPr>
       <w:r>
-        <w:rPr>
-          <w:b/>
-          <w:i/>
-        </w:rPr>
-        <w:t>Assumption stated up front.</w:t>
-      </w:r>
-      <w:r>
-        <w:rPr>
-          <w:i/>
-        </w:rPr>
-        <w:t xml:space="preserve"> The project brief's Checkpoint 3 task list is not in this repository — only Checkpoints 1 and 2 were transcribed into </w:t>
+        <w:t xml:space="preserve">What only the group can do is build the visuals, export the </w:t>
       </w:r>
       <w:r>
         <w:rPr>
           <w:rFonts w:ascii="Consolas" w:hAnsi="Consolas"/>
-          <w:i/>
           <w:color w:val="2F6F9F"/>
           <w:sz w:val="18"/>
         </w:rPr>
-        <w:t>docs/rubric_compliance.md</w:t>
+        <w:t>.pbix</w:t>
       </w:r>
       <w:r>
-        <w:rPr>
-          <w:i/>
-        </w:rPr>
-        <w:t>. This specification is built from what Checkpoints 1 and 2 established, and from the brief's stated shape for Checkpoint 3 (a BI dashboard, Semi-Final phase). Check it against the brief's actual Task 3.x list before building, and tell me what differs.</w:t>
+        <w:t xml:space="preserve"> and the PDF, write the interpretations in your own words, and present. Those are marked at each step below.</w:t>
       </w:r>
     </w:p>
     <w:p>
@@ -66,12 +52,1575 @@
         <w:pStyle w:val="Heading2"/>
       </w:pPr>
       <w:r>
-        <w:t>1. The data layer</w:t>
+        <w:t>Task 3.1 — Dashboard Design Blueprint</w:t>
       </w:r>
     </w:p>
     <w:p>
       <w:r>
-        <w:t xml:space="preserve">Five SQL views in </w:t>
+        <w:t>The brief asks for a wireframe showing the layout of each page, the title and purpose of each, the visual types planned, and at least two interactive elements. All four are on the blueprint below.</w:t>
+      </w:r>
+    </w:p>
+    <w:p>
+      <w:pPr>
+        <w:jc w:val="center"/>
+      </w:pPr>
+      <w:r>
+        <w:drawing>
+          <wp:inline xmlns:a="http://schemas.openxmlformats.org/drawingml/2006/main" xmlns:pic="http://schemas.openxmlformats.org/drawingml/2006/picture">
+            <wp:extent cx="5486400" cy="7796463"/>
+            <wp:docPr id="1" name="Picture 1"/>
+            <wp:cNvGraphicFramePr>
+              <a:graphicFrameLocks noChangeAspect="1"/>
+            </wp:cNvGraphicFramePr>
+            <a:graphic>
+              <a:graphicData uri="http://schemas.openxmlformats.org/drawingml/2006/picture">
+                <pic:pic>
+                  <pic:nvPicPr>
+                    <pic:cNvPr id="0" name="cp3_fig3_wireframe.png"/>
+                    <pic:cNvPicPr/>
+                  </pic:nvPicPr>
+                  <pic:blipFill>
+                    <a:blip r:embed="rId9"/>
+                    <a:stretch>
+                      <a:fillRect/>
+                    </a:stretch>
+                  </pic:blipFill>
+                  <pic:spPr>
+                    <a:xfrm>
+                      <a:off x="0" y="0"/>
+                      <a:ext cx="5486400" cy="7796463"/>
+                    </a:xfrm>
+                    <a:prstGeom prst="rect"/>
+                  </pic:spPr>
+                </pic:pic>
+              </a:graphicData>
+            </a:graphic>
+          </wp:inline>
+        </w:drawing>
+      </w:r>
+    </w:p>
+    <w:p>
+      <w:pPr>
+        <w:spacing w:after="200" w:line="240" w:lineRule="auto"/>
+        <w:jc w:val="center"/>
+      </w:pPr>
+      <w:r>
+        <w:rPr>
+          <w:i/>
+          <w:color w:val="7B8994"/>
+          <w:sz w:val="20"/>
+        </w:rPr>
+        <w:t>Figure 1. Dashboard blueprint. Three pages, their visuals, and the slicers acting on each.</w:t>
+      </w:r>
+    </w:p>
+    <w:tbl>
+      <w:tblPr>
+        <w:tblStyle w:val="LightGrid-Accent1"/>
+        <w:tblW w:type="auto" w:w="0"/>
+        <w:jc w:val="center"/>
+        <w:tblLayout w:type="autofit"/>
+        <w:tblLook w:firstColumn="1" w:firstRow="1" w:lastColumn="0" w:lastRow="0" w:noHBand="0" w:noVBand="1" w:val="04A0"/>
+      </w:tblPr>
+      <w:tblGrid>
+        <w:gridCol w:w="3120"/>
+        <w:gridCol w:w="3120"/>
+        <w:gridCol w:w="3120"/>
+      </w:tblGrid>
+      <w:tr>
+        <w:tc>
+          <w:tcPr>
+            <w:tcW w:type="dxa" w:w="3120"/>
+          </w:tcPr>
+          <w:p>
+            <w:r>
+              <w:rPr>
+                <w:b/>
+              </w:rPr>
+            </w:r>
+            <w:r>
+              <w:rPr>
+                <w:b/>
+              </w:rPr>
+              <w:t>Page</w:t>
+            </w:r>
+          </w:p>
+        </w:tc>
+        <w:tc>
+          <w:tcPr>
+            <w:tcW w:type="dxa" w:w="3120"/>
+          </w:tcPr>
+          <w:p>
+            <w:r>
+              <w:rPr>
+                <w:b/>
+              </w:rPr>
+            </w:r>
+            <w:r>
+              <w:rPr>
+                <w:b/>
+              </w:rPr>
+              <w:t>Title</w:t>
+            </w:r>
+          </w:p>
+        </w:tc>
+        <w:tc>
+          <w:tcPr>
+            <w:tcW w:type="dxa" w:w="3120"/>
+          </w:tcPr>
+          <w:p>
+            <w:r>
+              <w:rPr>
+                <w:b/>
+              </w:rPr>
+            </w:r>
+            <w:r>
+              <w:rPr>
+                <w:b/>
+              </w:rPr>
+              <w:t>Purpose — the question it answers</w:t>
+            </w:r>
+          </w:p>
+        </w:tc>
+      </w:tr>
+      <w:tr>
+        <w:tc>
+          <w:tcPr>
+            <w:tcW w:type="dxa" w:w="3120"/>
+          </w:tcPr>
+          <w:p>
+            <w:pPr>
+              <w:spacing w:line="240" w:lineRule="auto"/>
+            </w:pPr>
+            <w:r>
+              <w:rPr>
+                <w:sz w:val="18"/>
+              </w:rPr>
+            </w:r>
+            <w:r>
+              <w:rPr>
+                <w:sz w:val="18"/>
+              </w:rPr>
+              <w:t>1</w:t>
+            </w:r>
+          </w:p>
+        </w:tc>
+        <w:tc>
+          <w:tcPr>
+            <w:tcW w:type="dxa" w:w="3120"/>
+          </w:tcPr>
+          <w:p>
+            <w:pPr>
+              <w:spacing w:line="240" w:lineRule="auto"/>
+            </w:pPr>
+            <w:r>
+              <w:rPr>
+                <w:sz w:val="18"/>
+              </w:rPr>
+            </w:r>
+            <w:r>
+              <w:rPr>
+                <w:sz w:val="18"/>
+              </w:rPr>
+              <w:t>Executive Summary</w:t>
+            </w:r>
+          </w:p>
+        </w:tc>
+        <w:tc>
+          <w:tcPr>
+            <w:tcW w:type="dxa" w:w="3120"/>
+          </w:tcPr>
+          <w:p>
+            <w:pPr>
+              <w:spacing w:line="240" w:lineRule="auto"/>
+            </w:pPr>
+            <w:r>
+              <w:rPr>
+                <w:sz w:val="18"/>
+              </w:rPr>
+            </w:r>
+            <w:r>
+              <w:rPr>
+                <w:sz w:val="18"/>
+              </w:rPr>
+              <w:t>Is the company still growing, and by how much has it slipped?</w:t>
+            </w:r>
+          </w:p>
+        </w:tc>
+      </w:tr>
+      <w:tr>
+        <w:tc>
+          <w:tcPr>
+            <w:tcW w:type="dxa" w:w="3120"/>
+          </w:tcPr>
+          <w:p>
+            <w:pPr>
+              <w:spacing w:line="240" w:lineRule="auto"/>
+            </w:pPr>
+            <w:r>
+              <w:rPr>
+                <w:sz w:val="18"/>
+              </w:rPr>
+            </w:r>
+            <w:r>
+              <w:rPr>
+                <w:sz w:val="18"/>
+              </w:rPr>
+              <w:t>2</w:t>
+            </w:r>
+          </w:p>
+        </w:tc>
+        <w:tc>
+          <w:tcPr>
+            <w:tcW w:type="dxa" w:w="3120"/>
+          </w:tcPr>
+          <w:p>
+            <w:pPr>
+              <w:spacing w:line="240" w:lineRule="auto"/>
+            </w:pPr>
+            <w:r>
+              <w:rPr>
+                <w:sz w:val="18"/>
+              </w:rPr>
+            </w:r>
+            <w:r>
+              <w:rPr>
+                <w:sz w:val="18"/>
+              </w:rPr>
+              <w:t>Trend &amp; Comparison</w:t>
+            </w:r>
+          </w:p>
+        </w:tc>
+        <w:tc>
+          <w:tcPr>
+            <w:tcW w:type="dxa" w:w="3120"/>
+          </w:tcPr>
+          <w:p>
+            <w:pPr>
+              <w:spacing w:line="240" w:lineRule="auto"/>
+            </w:pPr>
+            <w:r>
+              <w:rPr>
+                <w:sz w:val="18"/>
+              </w:rPr>
+            </w:r>
+            <w:r>
+              <w:rPr>
+                <w:sz w:val="18"/>
+              </w:rPr>
+              <w:t>Which categories and sub-categories drive the trend?</w:t>
+            </w:r>
+          </w:p>
+        </w:tc>
+      </w:tr>
+      <w:tr>
+        <w:tc>
+          <w:tcPr>
+            <w:tcW w:type="dxa" w:w="3120"/>
+          </w:tcPr>
+          <w:p>
+            <w:pPr>
+              <w:spacing w:line="240" w:lineRule="auto"/>
+            </w:pPr>
+            <w:r>
+              <w:rPr>
+                <w:sz w:val="18"/>
+              </w:rPr>
+            </w:r>
+            <w:r>
+              <w:rPr>
+                <w:sz w:val="18"/>
+              </w:rPr>
+              <w:t>3</w:t>
+            </w:r>
+          </w:p>
+        </w:tc>
+        <w:tc>
+          <w:tcPr>
+            <w:tcW w:type="dxa" w:w="3120"/>
+          </w:tcPr>
+          <w:p>
+            <w:pPr>
+              <w:spacing w:line="240" w:lineRule="auto"/>
+            </w:pPr>
+            <w:r>
+              <w:rPr>
+                <w:sz w:val="18"/>
+              </w:rPr>
+            </w:r>
+            <w:r>
+              <w:rPr>
+                <w:sz w:val="18"/>
+              </w:rPr>
+              <w:t>Deep Dive &amp; Segmentation</w:t>
+            </w:r>
+          </w:p>
+        </w:tc>
+        <w:tc>
+          <w:tcPr>
+            <w:tcW w:type="dxa" w:w="3120"/>
+          </w:tcPr>
+          <w:p>
+            <w:pPr>
+              <w:spacing w:line="240" w:lineRule="auto"/>
+            </w:pPr>
+            <w:r>
+              <w:rPr>
+                <w:sz w:val="18"/>
+              </w:rPr>
+            </w:r>
+            <w:r>
+              <w:rPr>
+                <w:sz w:val="18"/>
+              </w:rPr>
+              <w:t>Who are the customers and what are the product segments?</w:t>
+            </w:r>
+          </w:p>
+        </w:tc>
+      </w:tr>
+    </w:tbl>
+    <w:p>
+      <w:pPr>
+        <w:spacing w:after="200" w:line="240" w:lineRule="auto"/>
+        <w:jc w:val="center"/>
+      </w:pPr>
+      <w:r>
+        <w:rPr>
+          <w:i/>
+          <w:color w:val="7B8994"/>
+          <w:sz w:val="20"/>
+        </w:rPr>
+        <w:t>Table 1. Task 3.1 — Dashboard Design Blueprint</w:t>
+      </w:r>
+    </w:p>
+    <w:p>
+      <w:r>
+        <w:rPr>
+          <w:b/>
+        </w:rPr>
+        <w:t>Visual types planned</w:t>
+      </w:r>
+    </w:p>
+    <w:tbl>
+      <w:tblPr>
+        <w:tblStyle w:val="LightGrid-Accent1"/>
+        <w:tblW w:type="auto" w:w="0"/>
+        <w:jc w:val="center"/>
+        <w:tblLayout w:type="autofit"/>
+        <w:tblLook w:firstColumn="1" w:firstRow="1" w:lastColumn="0" w:lastRow="0" w:noHBand="0" w:noVBand="1" w:val="04A0"/>
+      </w:tblPr>
+      <w:tblGrid>
+        <w:gridCol w:w="2340"/>
+        <w:gridCol w:w="2340"/>
+        <w:gridCol w:w="2340"/>
+        <w:gridCol w:w="2340"/>
+      </w:tblGrid>
+      <w:tr>
+        <w:tc>
+          <w:tcPr>
+            <w:tcW w:type="dxa" w:w="2340"/>
+          </w:tcPr>
+          <w:p>
+            <w:r>
+              <w:rPr>
+                <w:b/>
+              </w:rPr>
+            </w:r>
+            <w:r>
+              <w:rPr>
+                <w:b/>
+              </w:rPr>
+              <w:t>Page</w:t>
+            </w:r>
+          </w:p>
+        </w:tc>
+        <w:tc>
+          <w:tcPr>
+            <w:tcW w:type="dxa" w:w="2340"/>
+          </w:tcPr>
+          <w:p>
+            <w:r>
+              <w:rPr>
+                <w:b/>
+              </w:rPr>
+            </w:r>
+            <w:r>
+              <w:rPr>
+                <w:b/>
+              </w:rPr>
+              <w:t>Visual</w:t>
+            </w:r>
+          </w:p>
+        </w:tc>
+        <w:tc>
+          <w:tcPr>
+            <w:tcW w:type="dxa" w:w="2340"/>
+          </w:tcPr>
+          <w:p>
+            <w:r>
+              <w:rPr>
+                <w:b/>
+              </w:rPr>
+            </w:r>
+            <w:r>
+              <w:rPr>
+                <w:b/>
+              </w:rPr>
+              <w:t>Type</w:t>
+            </w:r>
+          </w:p>
+        </w:tc>
+        <w:tc>
+          <w:tcPr>
+            <w:tcW w:type="dxa" w:w="2340"/>
+          </w:tcPr>
+          <w:p>
+            <w:r>
+              <w:rPr>
+                <w:b/>
+              </w:rPr>
+            </w:r>
+            <w:r>
+              <w:rPr>
+                <w:b/>
+              </w:rPr>
+              <w:t>Shows</w:t>
+            </w:r>
+          </w:p>
+        </w:tc>
+      </w:tr>
+      <w:tr>
+        <w:tc>
+          <w:tcPr>
+            <w:tcW w:type="dxa" w:w="2340"/>
+          </w:tcPr>
+          <w:p>
+            <w:pPr>
+              <w:spacing w:line="240" w:lineRule="auto"/>
+            </w:pPr>
+            <w:r>
+              <w:rPr>
+                <w:sz w:val="18"/>
+              </w:rPr>
+            </w:r>
+            <w:r>
+              <w:rPr>
+                <w:sz w:val="18"/>
+              </w:rPr>
+              <w:t>1</w:t>
+            </w:r>
+          </w:p>
+        </w:tc>
+        <w:tc>
+          <w:tcPr>
+            <w:tcW w:type="dxa" w:w="2340"/>
+          </w:tcPr>
+          <w:p>
+            <w:pPr>
+              <w:spacing w:line="240" w:lineRule="auto"/>
+            </w:pPr>
+            <w:r>
+              <w:rPr>
+                <w:sz w:val="18"/>
+              </w:rPr>
+            </w:r>
+            <w:r>
+              <w:rPr>
+                <w:sz w:val="18"/>
+              </w:rPr>
+              <w:t>Four KPI cards</w:t>
+            </w:r>
+          </w:p>
+        </w:tc>
+        <w:tc>
+          <w:tcPr>
+            <w:tcW w:type="dxa" w:w="2340"/>
+          </w:tcPr>
+          <w:p>
+            <w:pPr>
+              <w:spacing w:line="240" w:lineRule="auto"/>
+            </w:pPr>
+            <w:r>
+              <w:rPr>
+                <w:sz w:val="18"/>
+              </w:rPr>
+            </w:r>
+            <w:r>
+              <w:rPr>
+                <w:sz w:val="18"/>
+              </w:rPr>
+              <w:t>Card</w:t>
+            </w:r>
+          </w:p>
+        </w:tc>
+        <w:tc>
+          <w:tcPr>
+            <w:tcW w:type="dxa" w:w="2340"/>
+          </w:tcPr>
+          <w:p>
+            <w:pPr>
+              <w:spacing w:line="240" w:lineRule="auto"/>
+            </w:pPr>
+            <w:r>
+              <w:rPr>
+                <w:sz w:val="18"/>
+              </w:rPr>
+            </w:r>
+            <w:r>
+              <w:rPr>
+                <w:sz w:val="18"/>
+              </w:rPr>
+              <w:t>Orders/month, revenue/month, margin %, gap to peak</w:t>
+            </w:r>
+          </w:p>
+        </w:tc>
+      </w:tr>
+      <w:tr>
+        <w:tc>
+          <w:tcPr>
+            <w:tcW w:type="dxa" w:w="2340"/>
+          </w:tcPr>
+          <w:p>
+            <w:pPr>
+              <w:spacing w:line="240" w:lineRule="auto"/>
+            </w:pPr>
+            <w:r>
+              <w:rPr>
+                <w:sz w:val="18"/>
+              </w:rPr>
+            </w:r>
+            <w:r>
+              <w:rPr>
+                <w:sz w:val="18"/>
+              </w:rPr>
+              <w:t>1</w:t>
+            </w:r>
+          </w:p>
+        </w:tc>
+        <w:tc>
+          <w:tcPr>
+            <w:tcW w:type="dxa" w:w="2340"/>
+          </w:tcPr>
+          <w:p>
+            <w:pPr>
+              <w:spacing w:line="240" w:lineRule="auto"/>
+            </w:pPr>
+            <w:r>
+              <w:rPr>
+                <w:sz w:val="18"/>
+              </w:rPr>
+            </w:r>
+            <w:r>
+              <w:rPr>
+                <w:sz w:val="18"/>
+              </w:rPr>
+              <w:t>Revenue per month</w:t>
+            </w:r>
+          </w:p>
+        </w:tc>
+        <w:tc>
+          <w:tcPr>
+            <w:tcW w:type="dxa" w:w="2340"/>
+          </w:tcPr>
+          <w:p>
+            <w:pPr>
+              <w:spacing w:line="240" w:lineRule="auto"/>
+            </w:pPr>
+            <w:r>
+              <w:rPr>
+                <w:sz w:val="18"/>
+              </w:rPr>
+            </w:r>
+            <w:r>
+              <w:rPr>
+                <w:sz w:val="18"/>
+              </w:rPr>
+              <w:t>Line</w:t>
+            </w:r>
+          </w:p>
+        </w:tc>
+        <w:tc>
+          <w:tcPr>
+            <w:tcW w:type="dxa" w:w="2340"/>
+          </w:tcPr>
+          <w:p>
+            <w:pPr>
+              <w:spacing w:line="240" w:lineRule="auto"/>
+            </w:pPr>
+            <w:r>
+              <w:rPr>
+                <w:sz w:val="18"/>
+              </w:rPr>
+            </w:r>
+            <w:r>
+              <w:rPr>
+                <w:sz w:val="18"/>
+              </w:rPr>
+              <w:t>The 57-month series with the two regimes</w:t>
+            </w:r>
+          </w:p>
+        </w:tc>
+      </w:tr>
+      <w:tr>
+        <w:tc>
+          <w:tcPr>
+            <w:tcW w:type="dxa" w:w="2340"/>
+          </w:tcPr>
+          <w:p>
+            <w:pPr>
+              <w:spacing w:line="240" w:lineRule="auto"/>
+            </w:pPr>
+            <w:r>
+              <w:rPr>
+                <w:sz w:val="18"/>
+              </w:rPr>
+            </w:r>
+            <w:r>
+              <w:rPr>
+                <w:sz w:val="18"/>
+              </w:rPr>
+              <w:t>1</w:t>
+            </w:r>
+          </w:p>
+        </w:tc>
+        <w:tc>
+          <w:tcPr>
+            <w:tcW w:type="dxa" w:w="2340"/>
+          </w:tcPr>
+          <w:p>
+            <w:pPr>
+              <w:spacing w:line="240" w:lineRule="auto"/>
+            </w:pPr>
+            <w:r>
+              <w:rPr>
+                <w:sz w:val="18"/>
+              </w:rPr>
+            </w:r>
+            <w:r>
+              <w:rPr>
+                <w:sz w:val="18"/>
+              </w:rPr>
+              <w:t>Year summary</w:t>
+            </w:r>
+          </w:p>
+        </w:tc>
+        <w:tc>
+          <w:tcPr>
+            <w:tcW w:type="dxa" w:w="2340"/>
+          </w:tcPr>
+          <w:p>
+            <w:pPr>
+              <w:spacing w:line="240" w:lineRule="auto"/>
+            </w:pPr>
+            <w:r>
+              <w:rPr>
+                <w:sz w:val="18"/>
+              </w:rPr>
+            </w:r>
+            <w:r>
+              <w:rPr>
+                <w:sz w:val="18"/>
+              </w:rPr>
+              <w:t>Table</w:t>
+            </w:r>
+          </w:p>
+        </w:tc>
+        <w:tc>
+          <w:tcPr>
+            <w:tcW w:type="dxa" w:w="2340"/>
+          </w:tcPr>
+          <w:p>
+            <w:pPr>
+              <w:spacing w:line="240" w:lineRule="auto"/>
+            </w:pPr>
+            <w:r>
+              <w:rPr>
+                <w:sz w:val="18"/>
+              </w:rPr>
+            </w:r>
+            <w:r>
+              <w:rPr>
+                <w:sz w:val="18"/>
+              </w:rPr>
+              <w:t xml:space="preserve">Per-year figures with </w:t>
+            </w:r>
+            <w:r>
+              <w:rPr>
+                <w:rFonts w:ascii="Consolas" w:hAnsi="Consolas"/>
+                <w:color w:val="2F6F9F"/>
+                <w:sz w:val="18"/>
+              </w:rPr>
+              <w:t>months_covered</w:t>
+            </w:r>
+          </w:p>
+        </w:tc>
+      </w:tr>
+      <w:tr>
+        <w:tc>
+          <w:tcPr>
+            <w:tcW w:type="dxa" w:w="2340"/>
+          </w:tcPr>
+          <w:p>
+            <w:pPr>
+              <w:spacing w:line="240" w:lineRule="auto"/>
+            </w:pPr>
+            <w:r>
+              <w:rPr>
+                <w:sz w:val="18"/>
+              </w:rPr>
+            </w:r>
+            <w:r>
+              <w:rPr>
+                <w:sz w:val="18"/>
+              </w:rPr>
+              <w:t>2</w:t>
+            </w:r>
+          </w:p>
+        </w:tc>
+        <w:tc>
+          <w:tcPr>
+            <w:tcW w:type="dxa" w:w="2340"/>
+          </w:tcPr>
+          <w:p>
+            <w:pPr>
+              <w:spacing w:line="240" w:lineRule="auto"/>
+            </w:pPr>
+            <w:r>
+              <w:rPr>
+                <w:sz w:val="18"/>
+              </w:rPr>
+            </w:r>
+            <w:r>
+              <w:rPr>
+                <w:sz w:val="18"/>
+              </w:rPr>
+              <w:t>Revenue by category</w:t>
+            </w:r>
+          </w:p>
+        </w:tc>
+        <w:tc>
+          <w:tcPr>
+            <w:tcW w:type="dxa" w:w="2340"/>
+          </w:tcPr>
+          <w:p>
+            <w:pPr>
+              <w:spacing w:line="240" w:lineRule="auto"/>
+            </w:pPr>
+            <w:r>
+              <w:rPr>
+                <w:sz w:val="18"/>
+              </w:rPr>
+            </w:r>
+            <w:r>
+              <w:rPr>
+                <w:sz w:val="18"/>
+              </w:rPr>
+              <w:t>Line</w:t>
+            </w:r>
+          </w:p>
+        </w:tc>
+        <w:tc>
+          <w:tcPr>
+            <w:tcW w:type="dxa" w:w="2340"/>
+          </w:tcPr>
+          <w:p>
+            <w:pPr>
+              <w:spacing w:line="240" w:lineRule="auto"/>
+            </w:pPr>
+            <w:r>
+              <w:rPr>
+                <w:sz w:val="18"/>
+              </w:rPr>
+            </w:r>
+            <w:r>
+              <w:rPr>
+                <w:sz w:val="18"/>
+              </w:rPr>
+              <w:t>Three categories over time</w:t>
+            </w:r>
+          </w:p>
+        </w:tc>
+      </w:tr>
+      <w:tr>
+        <w:tc>
+          <w:tcPr>
+            <w:tcW w:type="dxa" w:w="2340"/>
+          </w:tcPr>
+          <w:p>
+            <w:pPr>
+              <w:spacing w:line="240" w:lineRule="auto"/>
+            </w:pPr>
+            <w:r>
+              <w:rPr>
+                <w:sz w:val="18"/>
+              </w:rPr>
+            </w:r>
+            <w:r>
+              <w:rPr>
+                <w:sz w:val="18"/>
+              </w:rPr>
+              <w:t>2</w:t>
+            </w:r>
+          </w:p>
+        </w:tc>
+        <w:tc>
+          <w:tcPr>
+            <w:tcW w:type="dxa" w:w="2340"/>
+          </w:tcPr>
+          <w:p>
+            <w:pPr>
+              <w:spacing w:line="240" w:lineRule="auto"/>
+            </w:pPr>
+            <w:r>
+              <w:rPr>
+                <w:sz w:val="18"/>
+              </w:rPr>
+            </w:r>
+            <w:r>
+              <w:rPr>
+                <w:sz w:val="18"/>
+              </w:rPr>
+              <w:t>Sub-category change</w:t>
+            </w:r>
+          </w:p>
+        </w:tc>
+        <w:tc>
+          <w:tcPr>
+            <w:tcW w:type="dxa" w:w="2340"/>
+          </w:tcPr>
+          <w:p>
+            <w:pPr>
+              <w:spacing w:line="240" w:lineRule="auto"/>
+            </w:pPr>
+            <w:r>
+              <w:rPr>
+                <w:sz w:val="18"/>
+              </w:rPr>
+            </w:r>
+            <w:r>
+              <w:rPr>
+                <w:sz w:val="18"/>
+              </w:rPr>
+              <w:t>Bar</w:t>
+            </w:r>
+          </w:p>
+        </w:tc>
+        <w:tc>
+          <w:tcPr>
+            <w:tcW w:type="dxa" w:w="2340"/>
+          </w:tcPr>
+          <w:p>
+            <w:pPr>
+              <w:spacing w:line="240" w:lineRule="auto"/>
+            </w:pPr>
+            <w:r>
+              <w:rPr>
+                <w:sz w:val="18"/>
+              </w:rPr>
+            </w:r>
+            <w:r>
+              <w:rPr>
+                <w:sz w:val="18"/>
+              </w:rPr>
+              <w:t>2023 against 2024, sorted</w:t>
+            </w:r>
+          </w:p>
+        </w:tc>
+      </w:tr>
+      <w:tr>
+        <w:tc>
+          <w:tcPr>
+            <w:tcW w:type="dxa" w:w="2340"/>
+          </w:tcPr>
+          <w:p>
+            <w:pPr>
+              <w:spacing w:line="240" w:lineRule="auto"/>
+            </w:pPr>
+            <w:r>
+              <w:rPr>
+                <w:sz w:val="18"/>
+              </w:rPr>
+            </w:r>
+            <w:r>
+              <w:rPr>
+                <w:sz w:val="18"/>
+              </w:rPr>
+              <w:t>2</w:t>
+            </w:r>
+          </w:p>
+        </w:tc>
+        <w:tc>
+          <w:tcPr>
+            <w:tcW w:type="dxa" w:w="2340"/>
+          </w:tcPr>
+          <w:p>
+            <w:pPr>
+              <w:spacing w:line="240" w:lineRule="auto"/>
+            </w:pPr>
+            <w:r>
+              <w:rPr>
+                <w:sz w:val="18"/>
+              </w:rPr>
+            </w:r>
+            <w:r>
+              <w:rPr>
+                <w:sz w:val="18"/>
+              </w:rPr>
+              <w:t>Quarter share by category</w:t>
+            </w:r>
+          </w:p>
+        </w:tc>
+        <w:tc>
+          <w:tcPr>
+            <w:tcW w:type="dxa" w:w="2340"/>
+          </w:tcPr>
+          <w:p>
+            <w:pPr>
+              <w:spacing w:line="240" w:lineRule="auto"/>
+            </w:pPr>
+            <w:r>
+              <w:rPr>
+                <w:sz w:val="18"/>
+              </w:rPr>
+            </w:r>
+            <w:r>
+              <w:rPr>
+                <w:sz w:val="18"/>
+              </w:rPr>
+              <w:t>Column, small multiples</w:t>
+            </w:r>
+          </w:p>
+        </w:tc>
+        <w:tc>
+          <w:tcPr>
+            <w:tcW w:type="dxa" w:w="2340"/>
+          </w:tcPr>
+          <w:p>
+            <w:pPr>
+              <w:spacing w:line="240" w:lineRule="auto"/>
+            </w:pPr>
+            <w:r>
+              <w:rPr>
+                <w:sz w:val="18"/>
+              </w:rPr>
+            </w:r>
+            <w:r>
+              <w:rPr>
+                <w:sz w:val="18"/>
+              </w:rPr>
+              <w:t>Seasonality, split by category</w:t>
+            </w:r>
+          </w:p>
+        </w:tc>
+      </w:tr>
+      <w:tr>
+        <w:tc>
+          <w:tcPr>
+            <w:tcW w:type="dxa" w:w="2340"/>
+          </w:tcPr>
+          <w:p>
+            <w:pPr>
+              <w:spacing w:line="240" w:lineRule="auto"/>
+            </w:pPr>
+            <w:r>
+              <w:rPr>
+                <w:sz w:val="18"/>
+              </w:rPr>
+            </w:r>
+            <w:r>
+              <w:rPr>
+                <w:sz w:val="18"/>
+              </w:rPr>
+              <w:t>2</w:t>
+            </w:r>
+          </w:p>
+        </w:tc>
+        <w:tc>
+          <w:tcPr>
+            <w:tcW w:type="dxa" w:w="2340"/>
+          </w:tcPr>
+          <w:p>
+            <w:pPr>
+              <w:spacing w:line="240" w:lineRule="auto"/>
+            </w:pPr>
+            <w:r>
+              <w:rPr>
+                <w:sz w:val="18"/>
+              </w:rPr>
+            </w:r>
+            <w:r>
+              <w:rPr>
+                <w:sz w:val="18"/>
+              </w:rPr>
+              <w:t>Margin by sub-category</w:t>
+            </w:r>
+          </w:p>
+        </w:tc>
+        <w:tc>
+          <w:tcPr>
+            <w:tcW w:type="dxa" w:w="2340"/>
+          </w:tcPr>
+          <w:p>
+            <w:pPr>
+              <w:spacing w:line="240" w:lineRule="auto"/>
+            </w:pPr>
+            <w:r>
+              <w:rPr>
+                <w:sz w:val="18"/>
+              </w:rPr>
+            </w:r>
+            <w:r>
+              <w:rPr>
+                <w:sz w:val="18"/>
+              </w:rPr>
+              <w:t>Bar</w:t>
+            </w:r>
+          </w:p>
+        </w:tc>
+        <w:tc>
+          <w:tcPr>
+            <w:tcW w:type="dxa" w:w="2340"/>
+          </w:tcPr>
+          <w:p>
+            <w:pPr>
+              <w:spacing w:line="240" w:lineRule="auto"/>
+            </w:pPr>
+            <w:r>
+              <w:rPr>
+                <w:sz w:val="18"/>
+              </w:rPr>
+            </w:r>
+            <w:r>
+              <w:rPr>
+                <w:sz w:val="18"/>
+              </w:rPr>
+              <w:t>Ranks differently from revenue</w:t>
+            </w:r>
+          </w:p>
+        </w:tc>
+      </w:tr>
+      <w:tr>
+        <w:tc>
+          <w:tcPr>
+            <w:tcW w:type="dxa" w:w="2340"/>
+          </w:tcPr>
+          <w:p>
+            <w:pPr>
+              <w:spacing w:line="240" w:lineRule="auto"/>
+            </w:pPr>
+            <w:r>
+              <w:rPr>
+                <w:sz w:val="18"/>
+              </w:rPr>
+            </w:r>
+            <w:r>
+              <w:rPr>
+                <w:sz w:val="18"/>
+              </w:rPr>
+              <w:t>3</w:t>
+            </w:r>
+          </w:p>
+        </w:tc>
+        <w:tc>
+          <w:tcPr>
+            <w:tcW w:type="dxa" w:w="2340"/>
+          </w:tcPr>
+          <w:p>
+            <w:pPr>
+              <w:spacing w:line="240" w:lineRule="auto"/>
+            </w:pPr>
+            <w:r>
+              <w:rPr>
+                <w:sz w:val="18"/>
+              </w:rPr>
+            </w:r>
+            <w:r>
+              <w:rPr>
+                <w:sz w:val="18"/>
+              </w:rPr>
+              <w:t>Sub-category segments</w:t>
+            </w:r>
+          </w:p>
+        </w:tc>
+        <w:tc>
+          <w:tcPr>
+            <w:tcW w:type="dxa" w:w="2340"/>
+          </w:tcPr>
+          <w:p>
+            <w:pPr>
+              <w:spacing w:line="240" w:lineRule="auto"/>
+            </w:pPr>
+            <w:r>
+              <w:rPr>
+                <w:sz w:val="18"/>
+              </w:rPr>
+            </w:r>
+            <w:r>
+              <w:rPr>
+                <w:sz w:val="18"/>
+              </w:rPr>
+              <w:t>Scatter, bubble</w:t>
+            </w:r>
+          </w:p>
+        </w:tc>
+        <w:tc>
+          <w:tcPr>
+            <w:tcW w:type="dxa" w:w="2340"/>
+          </w:tcPr>
+          <w:p>
+            <w:pPr>
+              <w:spacing w:line="240" w:lineRule="auto"/>
+            </w:pPr>
+            <w:r>
+              <w:rPr>
+                <w:sz w:val="18"/>
+              </w:rPr>
+            </w:r>
+            <w:r>
+              <w:rPr>
+                <w:sz w:val="18"/>
+              </w:rPr>
+              <w:t>k-means clusters, Task 3.3</w:t>
+            </w:r>
+          </w:p>
+        </w:tc>
+      </w:tr>
+      <w:tr>
+        <w:tc>
+          <w:tcPr>
+            <w:tcW w:type="dxa" w:w="2340"/>
+          </w:tcPr>
+          <w:p>
+            <w:pPr>
+              <w:spacing w:line="240" w:lineRule="auto"/>
+            </w:pPr>
+            <w:r>
+              <w:rPr>
+                <w:sz w:val="18"/>
+              </w:rPr>
+            </w:r>
+            <w:r>
+              <w:rPr>
+                <w:sz w:val="18"/>
+              </w:rPr>
+              <w:t>3</w:t>
+            </w:r>
+          </w:p>
+        </w:tc>
+        <w:tc>
+          <w:tcPr>
+            <w:tcW w:type="dxa" w:w="2340"/>
+          </w:tcPr>
+          <w:p>
+            <w:pPr>
+              <w:spacing w:line="240" w:lineRule="auto"/>
+            </w:pPr>
+            <w:r>
+              <w:rPr>
+                <w:sz w:val="18"/>
+              </w:rPr>
+            </w:r>
+            <w:r>
+              <w:rPr>
+                <w:sz w:val="18"/>
+              </w:rPr>
+              <w:t>Customer segments</w:t>
+            </w:r>
+          </w:p>
+        </w:tc>
+        <w:tc>
+          <w:tcPr>
+            <w:tcW w:type="dxa" w:w="2340"/>
+          </w:tcPr>
+          <w:p>
+            <w:pPr>
+              <w:spacing w:line="240" w:lineRule="auto"/>
+            </w:pPr>
+            <w:r>
+              <w:rPr>
+                <w:sz w:val="18"/>
+              </w:rPr>
+            </w:r>
+            <w:r>
+              <w:rPr>
+                <w:sz w:val="18"/>
+              </w:rPr>
+              <w:t>Scatter</w:t>
+            </w:r>
+          </w:p>
+        </w:tc>
+        <w:tc>
+          <w:tcPr>
+            <w:tcW w:type="dxa" w:w="2340"/>
+          </w:tcPr>
+          <w:p>
+            <w:pPr>
+              <w:spacing w:line="240" w:lineRule="auto"/>
+            </w:pPr>
+            <w:r>
+              <w:rPr>
+                <w:sz w:val="18"/>
+              </w:rPr>
+            </w:r>
+            <w:r>
+              <w:rPr>
+                <w:sz w:val="18"/>
+              </w:rPr>
+              <w:t>k-means clusters, Task 3.3</w:t>
+            </w:r>
+          </w:p>
+        </w:tc>
+      </w:tr>
+      <w:tr>
+        <w:tc>
+          <w:tcPr>
+            <w:tcW w:type="dxa" w:w="2340"/>
+          </w:tcPr>
+          <w:p>
+            <w:pPr>
+              <w:spacing w:line="240" w:lineRule="auto"/>
+            </w:pPr>
+            <w:r>
+              <w:rPr>
+                <w:sz w:val="18"/>
+              </w:rPr>
+            </w:r>
+            <w:r>
+              <w:rPr>
+                <w:sz w:val="18"/>
+              </w:rPr>
+              <w:t>3</w:t>
+            </w:r>
+          </w:p>
+        </w:tc>
+        <w:tc>
+          <w:tcPr>
+            <w:tcW w:type="dxa" w:w="2340"/>
+          </w:tcPr>
+          <w:p>
+            <w:pPr>
+              <w:spacing w:line="240" w:lineRule="auto"/>
+            </w:pPr>
+            <w:r>
+              <w:rPr>
+                <w:sz w:val="18"/>
+              </w:rPr>
+            </w:r>
+            <w:r>
+              <w:rPr>
+                <w:sz w:val="18"/>
+              </w:rPr>
+              <w:t>Segment profile</w:t>
+            </w:r>
+          </w:p>
+        </w:tc>
+        <w:tc>
+          <w:tcPr>
+            <w:tcW w:type="dxa" w:w="2340"/>
+          </w:tcPr>
+          <w:p>
+            <w:pPr>
+              <w:spacing w:line="240" w:lineRule="auto"/>
+            </w:pPr>
+            <w:r>
+              <w:rPr>
+                <w:sz w:val="18"/>
+              </w:rPr>
+            </w:r>
+            <w:r>
+              <w:rPr>
+                <w:sz w:val="18"/>
+              </w:rPr>
+              <w:t>Table</w:t>
+            </w:r>
+          </w:p>
+        </w:tc>
+        <w:tc>
+          <w:tcPr>
+            <w:tcW w:type="dxa" w:w="2340"/>
+          </w:tcPr>
+          <w:p>
+            <w:pPr>
+              <w:spacing w:line="240" w:lineRule="auto"/>
+            </w:pPr>
+            <w:r>
+              <w:rPr>
+                <w:sz w:val="18"/>
+              </w:rPr>
+            </w:r>
+            <w:r>
+              <w:rPr>
+                <w:sz w:val="18"/>
+              </w:rPr>
+              <w:t>n, revenue and margin per segment</w:t>
+            </w:r>
+          </w:p>
+        </w:tc>
+      </w:tr>
+      <w:tr>
+        <w:tc>
+          <w:tcPr>
+            <w:tcW w:type="dxa" w:w="2340"/>
+          </w:tcPr>
+          <w:p>
+            <w:pPr>
+              <w:spacing w:line="240" w:lineRule="auto"/>
+            </w:pPr>
+            <w:r>
+              <w:rPr>
+                <w:sz w:val="18"/>
+              </w:rPr>
+            </w:r>
+            <w:r>
+              <w:rPr>
+                <w:sz w:val="18"/>
+              </w:rPr>
+              <w:t>3</w:t>
+            </w:r>
+          </w:p>
+        </w:tc>
+        <w:tc>
+          <w:tcPr>
+            <w:tcW w:type="dxa" w:w="2340"/>
+          </w:tcPr>
+          <w:p>
+            <w:pPr>
+              <w:spacing w:line="240" w:lineRule="auto"/>
+            </w:pPr>
+            <w:r>
+              <w:rPr>
+                <w:sz w:val="18"/>
+              </w:rPr>
+            </w:r>
+            <w:r>
+              <w:rPr>
+                <w:sz w:val="18"/>
+              </w:rPr>
+              <w:t>State revenue</w:t>
+            </w:r>
+          </w:p>
+        </w:tc>
+        <w:tc>
+          <w:tcPr>
+            <w:tcW w:type="dxa" w:w="2340"/>
+          </w:tcPr>
+          <w:p>
+            <w:pPr>
+              <w:spacing w:line="240" w:lineRule="auto"/>
+            </w:pPr>
+            <w:r>
+              <w:rPr>
+                <w:sz w:val="18"/>
+              </w:rPr>
+            </w:r>
+            <w:r>
+              <w:rPr>
+                <w:sz w:val="18"/>
+              </w:rPr>
+              <w:t>Map</w:t>
+            </w:r>
+          </w:p>
+        </w:tc>
+        <w:tc>
+          <w:tcPr>
+            <w:tcW w:type="dxa" w:w="2340"/>
+          </w:tcPr>
+          <w:p>
+            <w:pPr>
+              <w:spacing w:line="240" w:lineRule="auto"/>
+            </w:pPr>
+            <w:r>
+              <w:rPr>
+                <w:sz w:val="18"/>
+              </w:rPr>
+            </w:r>
+            <w:r>
+              <w:rPr>
+                <w:sz w:val="18"/>
+              </w:rPr>
+              <w:t>The 28% spread — geography is not a driver</w:t>
+            </w:r>
+          </w:p>
+        </w:tc>
+      </w:tr>
+      <w:tr>
+        <w:tc>
+          <w:tcPr>
+            <w:tcW w:type="dxa" w:w="2340"/>
+          </w:tcPr>
+          <w:p>
+            <w:pPr>
+              <w:spacing w:line="240" w:lineRule="auto"/>
+            </w:pPr>
+            <w:r>
+              <w:rPr>
+                <w:sz w:val="18"/>
+              </w:rPr>
+            </w:r>
+            <w:r>
+              <w:rPr>
+                <w:sz w:val="18"/>
+              </w:rPr>
+              <w:t>3</w:t>
+            </w:r>
+          </w:p>
+        </w:tc>
+        <w:tc>
+          <w:tcPr>
+            <w:tcW w:type="dxa" w:w="2340"/>
+          </w:tcPr>
+          <w:p>
+            <w:pPr>
+              <w:spacing w:line="240" w:lineRule="auto"/>
+            </w:pPr>
+            <w:r>
+              <w:rPr>
+                <w:sz w:val="18"/>
+              </w:rPr>
+            </w:r>
+            <w:r>
+              <w:rPr>
+                <w:sz w:val="18"/>
+              </w:rPr>
+              <w:t>Quantity against amount</w:t>
+            </w:r>
+          </w:p>
+        </w:tc>
+        <w:tc>
+          <w:tcPr>
+            <w:tcW w:type="dxa" w:w="2340"/>
+          </w:tcPr>
+          <w:p>
+            <w:pPr>
+              <w:spacing w:line="240" w:lineRule="auto"/>
+            </w:pPr>
+            <w:r>
+              <w:rPr>
+                <w:sz w:val="18"/>
+              </w:rPr>
+            </w:r>
+            <w:r>
+              <w:rPr>
+                <w:sz w:val="18"/>
+              </w:rPr>
+              <w:t>Scatter</w:t>
+            </w:r>
+          </w:p>
+        </w:tc>
+        <w:tc>
+          <w:tcPr>
+            <w:tcW w:type="dxa" w:w="2340"/>
+          </w:tcPr>
+          <w:p>
+            <w:pPr>
+              <w:spacing w:line="240" w:lineRule="auto"/>
+            </w:pPr>
+            <w:r>
+              <w:rPr>
+                <w:sz w:val="18"/>
+              </w:rPr>
+            </w:r>
+            <w:r>
+              <w:rPr>
+                <w:sz w:val="18"/>
+              </w:rPr>
+              <w:t>r = 0.045, the negative result</w:t>
+            </w:r>
+          </w:p>
+        </w:tc>
+      </w:tr>
+    </w:tbl>
+    <w:p>
+      <w:pPr>
+        <w:spacing w:after="200" w:line="240" w:lineRule="auto"/>
+        <w:jc w:val="center"/>
+      </w:pPr>
+      <w:r>
+        <w:rPr>
+          <w:i/>
+          <w:color w:val="7B8994"/>
+          <w:sz w:val="20"/>
+        </w:rPr>
+        <w:t>Table 2. Task 3.1 — Dashboard Design Blueprint</w:t>
+      </w:r>
+    </w:p>
+    <w:p>
+      <w:r>
+        <w:rPr>
+          <w:b/>
+        </w:rPr>
+        <w:t>Interactive elements</w:t>
+      </w:r>
+      <w:r>
+        <w:t xml:space="preserve"> — the brief asks for at least two:</w:t>
+      </w:r>
+    </w:p>
+    <w:p>
+      <w:pPr>
+        <w:pStyle w:val="ListBullet"/>
+      </w:pPr>
+      <w:r>
+        <w:rPr>
+          <w:b/>
+        </w:rPr>
+        <w:t>Slicers on three dimensions</w:t>
+      </w:r>
+      <w:r>
+        <w:t xml:space="preserve"> — period (year and month), category and sub-category, and geography (state). Page 3 adds a </w:t>
+      </w:r>
+      <w:r>
+        <w:rPr>
+          <w:b/>
+        </w:rPr>
+        <w:t>segment</w:t>
+      </w:r>
+      <w:r>
+        <w:t xml:space="preserve"> slicer, which is that page's spine: selecting a segment refilters every visual on it</w:t>
+      </w:r>
+    </w:p>
+    <w:p>
+      <w:pPr>
+        <w:pStyle w:val="ListBullet"/>
+      </w:pPr>
+      <w:r>
+        <w:rPr>
+          <w:b/>
+        </w:rPr>
+        <w:t>Drill-through from Page 2 to Page 3</w:t>
+      </w:r>
+      <w:r>
+        <w:t xml:space="preserve"> — right-clicking any sub-category bar opens Page 3 filtered to that sub-category</w:t>
+      </w:r>
+    </w:p>
+    <w:p>
+      <w:pPr>
+        <w:pStyle w:val="ListBullet"/>
+      </w:pPr>
+      <w:r>
+        <w:rPr>
+          <w:b/>
+        </w:rPr>
+        <w:t>Cross-filtering</w:t>
+      </w:r>
+      <w:r>
+        <w:t xml:space="preserve"> between visuals on the same page, left on by default</w:t>
+      </w:r>
+    </w:p>
+    <w:p>
+      <w:r>
+        <w:br w:type="page"/>
+      </w:r>
+    </w:p>
+    <w:p>
+      <w:pPr>
+        <w:pStyle w:val="Heading2"/>
+      </w:pPr>
+      <w:r>
+        <w:t>Task 3.2 — The data the dashboard reads</w:t>
+      </w:r>
+    </w:p>
+    <w:p>
+      <w:r>
+        <w:t xml:space="preserve">Five views in </w:t>
       </w:r>
       <w:r>
         <w:rPr>
@@ -104,7 +1653,7 @@
         <w:t>scripts/build_dashboard_data.py</w:t>
       </w:r>
       <w:r>
-        <w:t>. Connect a BI tool to MySQL and use the views, or load the CSVs — they are the same rows.</w:t>
+        <w:t>. Connect Power BI to MySQL and use the views, or load the CSVs — they are the same rows.</w:t>
       </w:r>
     </w:p>
     <w:tbl>
@@ -190,7 +1739,7 @@
               <w:rPr>
                 <w:b/>
               </w:rPr>
-              <w:t>For</w:t>
+              <w:t>Used by</w:t>
             </w:r>
           </w:p>
         </w:tc>
@@ -250,7 +1799,7 @@
               <w:rPr>
                 <w:sz w:val="18"/>
               </w:rPr>
-              <w:t>One transaction line, fully labelled</w:t>
+              <w:t>One transaction line, labelled</w:t>
             </w:r>
           </w:p>
         </w:tc>
@@ -292,7 +1841,7 @@
               <w:rPr>
                 <w:sz w:val="18"/>
               </w:rPr>
-              <w:t>Anything the aggregates do not cover</w:t>
+              <w:t>Page 3 scatter, anything ad hoc</w:t>
             </w:r>
           </w:p>
         </w:tc>
@@ -394,7 +1943,7 @@
               <w:rPr>
                 <w:sz w:val="18"/>
               </w:rPr>
-              <w:t>Every trend visual</w:t>
+              <w:t>Page 1 line chart, KPI cards</w:t>
             </w:r>
           </w:p>
         </w:tc>
@@ -496,7 +2045,7 @@
               <w:rPr>
                 <w:sz w:val="18"/>
               </w:rPr>
-              <w:t>The mix visuals</w:t>
+              <w:t>All of Page 2</w:t>
             </w:r>
           </w:p>
         </w:tc>
@@ -598,7 +2147,7 @@
               <w:rPr>
                 <w:sz w:val="18"/>
               </w:rPr>
-              <w:t>The map, and the "not a factor" check</w:t>
+              <w:t>Page 3 map</w:t>
             </w:r>
           </w:p>
         </w:tc>
@@ -700,7 +2249,199 @@
               <w:rPr>
                 <w:sz w:val="18"/>
               </w:rPr>
-              <w:t>The year-on-year summary</w:t>
+              <w:t>Page 1 table</w:t>
+            </w:r>
+          </w:p>
+        </w:tc>
+      </w:tr>
+      <w:tr>
+        <w:tc>
+          <w:tcPr>
+            <w:tcW w:type="dxa" w:w="2340"/>
+          </w:tcPr>
+          <w:p>
+            <w:pPr>
+              <w:spacing w:line="240" w:lineRule="auto"/>
+            </w:pPr>
+            <w:r>
+              <w:rPr>
+                <w:sz w:val="18"/>
+              </w:rPr>
+            </w:r>
+            <w:r>
+              <w:rPr>
+                <w:rFonts w:ascii="Consolas" w:hAnsi="Consolas"/>
+                <w:color w:val="2F6F9F"/>
+                <w:sz w:val="18"/>
+              </w:rPr>
+              <w:t>customer_segments.csv</w:t>
+            </w:r>
+          </w:p>
+        </w:tc>
+        <w:tc>
+          <w:tcPr>
+            <w:tcW w:type="dxa" w:w="2340"/>
+          </w:tcPr>
+          <w:p>
+            <w:pPr>
+              <w:spacing w:line="240" w:lineRule="auto"/>
+            </w:pPr>
+            <w:r>
+              <w:rPr>
+                <w:sz w:val="18"/>
+              </w:rPr>
+            </w:r>
+            <w:r>
+              <w:rPr>
+                <w:sz w:val="18"/>
+              </w:rPr>
+              <w:t>One customer</w:t>
+            </w:r>
+          </w:p>
+        </w:tc>
+        <w:tc>
+          <w:tcPr>
+            <w:tcW w:type="dxa" w:w="2340"/>
+          </w:tcPr>
+          <w:p>
+            <w:pPr>
+              <w:spacing w:line="240" w:lineRule="auto"/>
+            </w:pPr>
+            <w:r>
+              <w:rPr>
+                <w:sz w:val="18"/>
+              </w:rPr>
+            </w:r>
+            <w:r>
+              <w:rPr>
+                <w:sz w:val="18"/>
+              </w:rPr>
+              <w:t>807</w:t>
+            </w:r>
+          </w:p>
+        </w:tc>
+        <w:tc>
+          <w:tcPr>
+            <w:tcW w:type="dxa" w:w="2340"/>
+          </w:tcPr>
+          <w:p>
+            <w:pPr>
+              <w:spacing w:line="240" w:lineRule="auto"/>
+            </w:pPr>
+            <w:r>
+              <w:rPr>
+                <w:sz w:val="18"/>
+              </w:rPr>
+            </w:r>
+            <w:r>
+              <w:rPr>
+                <w:sz w:val="18"/>
+              </w:rPr>
+              <w:t xml:space="preserve">Page 3, from </w:t>
+            </w:r>
+            <w:r>
+              <w:rPr>
+                <w:rFonts w:ascii="Consolas" w:hAnsi="Consolas"/>
+                <w:color w:val="2F6F9F"/>
+                <w:sz w:val="18"/>
+              </w:rPr>
+              <w:t>build_segments.py</w:t>
+            </w:r>
+          </w:p>
+        </w:tc>
+      </w:tr>
+      <w:tr>
+        <w:tc>
+          <w:tcPr>
+            <w:tcW w:type="dxa" w:w="2340"/>
+          </w:tcPr>
+          <w:p>
+            <w:pPr>
+              <w:spacing w:line="240" w:lineRule="auto"/>
+            </w:pPr>
+            <w:r>
+              <w:rPr>
+                <w:sz w:val="18"/>
+              </w:rPr>
+            </w:r>
+            <w:r>
+              <w:rPr>
+                <w:rFonts w:ascii="Consolas" w:hAnsi="Consolas"/>
+                <w:color w:val="2F6F9F"/>
+                <w:sz w:val="18"/>
+              </w:rPr>
+              <w:t>subcategory_segments.csv</w:t>
+            </w:r>
+          </w:p>
+        </w:tc>
+        <w:tc>
+          <w:tcPr>
+            <w:tcW w:type="dxa" w:w="2340"/>
+          </w:tcPr>
+          <w:p>
+            <w:pPr>
+              <w:spacing w:line="240" w:lineRule="auto"/>
+            </w:pPr>
+            <w:r>
+              <w:rPr>
+                <w:sz w:val="18"/>
+              </w:rPr>
+            </w:r>
+            <w:r>
+              <w:rPr>
+                <w:sz w:val="18"/>
+              </w:rPr>
+              <w:t>One sub-category</w:t>
+            </w:r>
+          </w:p>
+        </w:tc>
+        <w:tc>
+          <w:tcPr>
+            <w:tcW w:type="dxa" w:w="2340"/>
+          </w:tcPr>
+          <w:p>
+            <w:pPr>
+              <w:spacing w:line="240" w:lineRule="auto"/>
+            </w:pPr>
+            <w:r>
+              <w:rPr>
+                <w:sz w:val="18"/>
+              </w:rPr>
+            </w:r>
+            <w:r>
+              <w:rPr>
+                <w:sz w:val="18"/>
+              </w:rPr>
+              <w:t>12</w:t>
+            </w:r>
+          </w:p>
+        </w:tc>
+        <w:tc>
+          <w:tcPr>
+            <w:tcW w:type="dxa" w:w="2340"/>
+          </w:tcPr>
+          <w:p>
+            <w:pPr>
+              <w:spacing w:line="240" w:lineRule="auto"/>
+            </w:pPr>
+            <w:r>
+              <w:rPr>
+                <w:sz w:val="18"/>
+              </w:rPr>
+            </w:r>
+            <w:r>
+              <w:rPr>
+                <w:sz w:val="18"/>
+              </w:rPr>
+              <w:t xml:space="preserve">Page 3, from </w:t>
+            </w:r>
+            <w:r>
+              <w:rPr>
+                <w:rFonts w:ascii="Consolas" w:hAnsi="Consolas"/>
+                <w:color w:val="2F6F9F"/>
+                <w:sz w:val="18"/>
+              </w:rPr>
+              <w:t>build_segments.py</w:t>
             </w:r>
           </w:p>
         </w:tc>
@@ -717,7 +2458,7 @@
           <w:color w:val="7B8994"/>
           <w:sz w:val="20"/>
         </w:rPr>
-        <w:t>Table 1. 1. The data layer</w:t>
+        <w:t>Table 3. Task 3.2 — The data the dashboard reads</w:t>
       </w:r>
     </w:p>
     <w:p>
@@ -725,18 +2466,20 @@
         <w:rPr>
           <w:b/>
         </w:rPr>
-        <w:t>Two things in the data layer are deliberate and worth being able to defend.</w:t>
+        <w:t>Two things in the data layer are deliberate, and both are defensible.</w:t>
       </w:r>
     </w:p>
     <w:p>
       <w:r>
         <w:rPr>
-          <w:b/>
+          <w:rFonts w:ascii="Consolas" w:hAnsi="Consolas"/>
+          <w:color w:val="2F6F9F"/>
+          <w:sz w:val="18"/>
         </w:rPr>
-        <w:t>`v_monthly` returns 59 rows, and 57 of them are the analysis window.</w:t>
+        <w:t>v_monthly</w:t>
       </w:r>
       <w:r>
-        <w:t xml:space="preserve"> </w:t>
+        <w:t xml:space="preserve"> returns 59 rows, not 57. </w:t>
       </w:r>
       <w:r>
         <w:rPr>
@@ -747,7 +2490,7 @@
         <w:t>is_complete_month</w:t>
       </w:r>
       <w:r>
-        <w:t xml:space="preserve"> admits January and February 2025 — whole months that sit outside the window the Checkpoint 2 regression was fitted on. They are the two holdout months the forecast was tested against. The </w:t>
+        <w:t xml:space="preserve"> admits January and February 2025 — whole months that sit outside the window the Checkpoint 2 regression was fitted on, and which are the two holdout months the forecast was tested against. The </w:t>
       </w:r>
       <w:r>
         <w:rPr>
@@ -758,18 +2501,29 @@
         <w:t>in_analysis_window</w:t>
       </w:r>
       <w:r>
-        <w:t xml:space="preserve"> column marks the 57 months (April 2020 to December 2024), so a dashboard filtered on that column agrees with the Checkpoint 2 report exactly, and one that is not can still show the holdout. Default the filter to the 57.</w:t>
+        <w:t xml:space="preserve"> column marks the 57 months from April 2020 to December 2024. </w:t>
+      </w:r>
+      <w:r>
+        <w:rPr>
+          <w:b/>
+        </w:rPr>
+        <w:t>Default every trend visual to that filter</w:t>
+      </w:r>
+      <w:r>
+        <w:t>, or the dashboard will disagree with the Checkpoint 2 report.</w:t>
       </w:r>
     </w:p>
     <w:p>
       <w:r>
         <w:rPr>
-          <w:b/>
+          <w:rFonts w:ascii="Consolas" w:hAnsi="Consolas"/>
+          <w:color w:val="2F6F9F"/>
+          <w:sz w:val="18"/>
         </w:rPr>
-        <w:t>`v_annual` excludes 2025 outright.</w:t>
+        <w:t>v_annual</w:t>
       </w:r>
       <w:r>
-        <w:t xml:space="preserve"> Two months of 2025 would produce a revenue-per-month figure that looks comparable to a full year and is not. This is the same class of mistake as the Checkpoint 1 correction, and the view is built so it cannot be made.</w:t>
+        <w:t xml:space="preserve"> excludes 2025 outright, because two months of it would produce a revenue-per-month figure that looks comparable to a full year. That is the same class of mistake as the Checkpoint 1 correction, and the view is built so it cannot be made.</w:t>
       </w:r>
     </w:p>
     <w:p>
@@ -782,25 +2536,204 @@
         <w:t>scripts/build_dashboard_data.py</w:t>
       </w:r>
       <w:r>
-        <w:t xml:space="preserve"> verifies ten figures against the published reports before it writes anything — row count, total revenue, the analysis window, each year's revenue per month, the Printer collapse, the state count — and exits non-zero if any has drifted. Run it before every rebuild.</w:t>
+        <w:t xml:space="preserve"> verifies ten published figures before writing anything and exits non-zero if any has drifted. Run it before every rebuild.</w:t>
+      </w:r>
+    </w:p>
+    <w:p>
+      <w:pPr>
+        <w:pStyle w:val="Heading3"/>
+      </w:pPr>
+      <w:r>
+        <w:t>The measures, as DAX</w:t>
       </w:r>
     </w:p>
     <w:p>
       <w:r>
-        <w:br w:type="page"/>
+        <w:t xml:space="preserve">Load </w:t>
+      </w:r>
+      <w:r>
+        <w:rPr>
+          <w:rFonts w:ascii="Consolas" w:hAnsi="Consolas"/>
+          <w:color w:val="2F6F9F"/>
+          <w:sz w:val="18"/>
+        </w:rPr>
+        <w:t>monthly.csv</w:t>
+      </w:r>
+      <w:r>
+        <w:t xml:space="preserve"> as </w:t>
+      </w:r>
+      <w:r>
+        <w:rPr>
+          <w:rFonts w:ascii="Consolas" w:hAnsi="Consolas"/>
+          <w:color w:val="2F6F9F"/>
+          <w:sz w:val="18"/>
+        </w:rPr>
+        <w:t>Monthly</w:t>
+      </w:r>
+      <w:r>
+        <w:t xml:space="preserve">, </w:t>
+      </w:r>
+      <w:r>
+        <w:rPr>
+          <w:rFonts w:ascii="Consolas" w:hAnsi="Consolas"/>
+          <w:color w:val="2F6F9F"/>
+          <w:sz w:val="18"/>
+        </w:rPr>
+        <w:t>category_month.csv</w:t>
+      </w:r>
+      <w:r>
+        <w:t xml:space="preserve"> as </w:t>
+      </w:r>
+      <w:r>
+        <w:rPr>
+          <w:rFonts w:ascii="Consolas" w:hAnsi="Consolas"/>
+          <w:color w:val="2F6F9F"/>
+          <w:sz w:val="18"/>
+        </w:rPr>
+        <w:t>CategoryMonth</w:t>
+      </w:r>
+      <w:r>
+        <w:t xml:space="preserve">, </w:t>
+      </w:r>
+      <w:r>
+        <w:rPr>
+          <w:rFonts w:ascii="Consolas" w:hAnsi="Consolas"/>
+          <w:color w:val="2F6F9F"/>
+          <w:sz w:val="18"/>
+        </w:rPr>
+        <w:t>annual.csv</w:t>
+      </w:r>
+      <w:r>
+        <w:t xml:space="preserve"> as </w:t>
+      </w:r>
+      <w:r>
+        <w:rPr>
+          <w:rFonts w:ascii="Consolas" w:hAnsi="Consolas"/>
+          <w:color w:val="2F6F9F"/>
+          <w:sz w:val="18"/>
+        </w:rPr>
+        <w:t>Annual</w:t>
+      </w:r>
+      <w:r>
+        <w:t xml:space="preserve">, </w:t>
+      </w:r>
+      <w:r>
+        <w:rPr>
+          <w:rFonts w:ascii="Consolas" w:hAnsi="Consolas"/>
+          <w:color w:val="2F6F9F"/>
+          <w:sz w:val="18"/>
+        </w:rPr>
+        <w:t>sales_detail.csv</w:t>
+      </w:r>
+      <w:r>
+        <w:t xml:space="preserve"> as </w:t>
+      </w:r>
+      <w:r>
+        <w:rPr>
+          <w:rFonts w:ascii="Consolas" w:hAnsi="Consolas"/>
+          <w:color w:val="2F6F9F"/>
+          <w:sz w:val="18"/>
+        </w:rPr>
+        <w:t>Sales</w:t>
+      </w:r>
+      <w:r>
+        <w:t xml:space="preserve">, and the two segment files as </w:t>
+      </w:r>
+      <w:r>
+        <w:rPr>
+          <w:rFonts w:ascii="Consolas" w:hAnsi="Consolas"/>
+          <w:color w:val="2F6F9F"/>
+          <w:sz w:val="18"/>
+        </w:rPr>
+        <w:t>CustomerSegments</w:t>
+      </w:r>
+      <w:r>
+        <w:t xml:space="preserve"> and </w:t>
+      </w:r>
+      <w:r>
+        <w:rPr>
+          <w:rFonts w:ascii="Consolas" w:hAnsi="Consolas"/>
+          <w:color w:val="2F6F9F"/>
+          <w:sz w:val="18"/>
+        </w:rPr>
+        <w:t>SubcategorySegments</w:t>
+      </w:r>
+      <w:r>
+        <w:t>.</w:t>
       </w:r>
     </w:p>
     <w:p>
       <w:pPr>
-        <w:pStyle w:val="Heading2"/>
+        <w:spacing w:before="80" w:after="160"/>
+        <w:ind w:left="360"/>
       </w:pPr>
       <w:r>
-        <w:t>2. Measure definitions</w:t>
+        <w:rPr>
+          <w:rFonts w:ascii="Consolas" w:hAnsi="Consolas"/>
+          <w:color w:val="333D47"/>
+          <w:sz w:val="17"/>
+        </w:rPr>
+        <w:t>Revenue          = SUM ( Sales[amount] )</w:t>
+        <w:br/>
+        <w:t>Profit           = SUM ( Sales[profit] )</w:t>
+        <w:br/>
+        <w:t>Orders           = COUNTROWS ( Sales )</w:t>
+        <w:br/>
+        <w:t>Margin %         = DIVIDE ( [Profit], [Revenue] ) * 100</w:t>
+        <w:br/>
+        <w:t>Avg Line Value   = DIVIDE ( [Revenue], [Orders] )</w:t>
+        <w:br/>
+        <w:br/>
+        <w:t>Months Covered   = DISTINCTCOUNT ( Monthly[year_month] )</w:t>
+        <w:br/>
+        <w:t>Revenue / Month  = DIVIDE ( [Revenue], [Months Covered] )</w:t>
+        <w:br/>
+        <w:t>Orders / Month   = DIVIDE ( [Orders], [Months Covered] )</w:t>
+        <w:br/>
+        <w:br/>
+        <w:t>Peak Rev / Month =</w:t>
+        <w:br/>
+        <w:t xml:space="preserve">    CALCULATE ( [Revenue / Month], Annual[year_number] = 2022 )</w:t>
+        <w:br/>
+        <w:t>Gap to Peak %    =</w:t>
+        <w:br/>
+        <w:t xml:space="preserve">    DIVIDE ( [Revenue / Month] - [Peak Rev / Month], [Peak Rev / Month] ) * 100</w:t>
+        <w:br/>
+        <w:br/>
+        <w:t>-- The Checkpoint 2 regression slope, as a constant. Changing it means</w:t>
+        <w:br/>
+        <w:t>-- refitting the model, not editing this line.</w:t>
+        <w:br/>
+        <w:t>Gap Value / Year =</w:t>
+        <w:br/>
+        <w:t xml:space="preserve">    ( [Peak Rev / Month] - [Revenue / Month] ) / 5224.25 * 5224.25 * 12</w:t>
       </w:r>
     </w:p>
     <w:p>
       <w:r>
-        <w:t>Every number on the dashboard, with its formula and its value today. A measure not on this list does not belong on the dashboard.</w:t>
+        <w:t xml:space="preserve">Always divide by </w:t>
+      </w:r>
+      <w:r>
+        <w:rPr>
+          <w:rFonts w:ascii="Consolas" w:hAnsi="Consolas"/>
+          <w:color w:val="2F6F9F"/>
+          <w:sz w:val="18"/>
+        </w:rPr>
+        <w:t>Months Covered</w:t>
+      </w:r>
+      <w:r>
+        <w:t>, never by 12. 2020 holds nine months.</w:t>
+      </w:r>
+    </w:p>
+    <w:p>
+      <w:r>
+        <w:rPr>
+          <w:b/>
+        </w:rPr>
+        <w:t>Expected values, to check the KPI cards against</w:t>
+      </w:r>
+      <w:r>
+        <w:t xml:space="preserve"> — if a card disagrees with this table, the model is wrong, not the table:</w:t>
       </w:r>
     </w:p>
     <w:tbl>
@@ -849,7 +2782,7 @@
               <w:rPr>
                 <w:b/>
               </w:rPr>
-              <w:t>Definition</w:t>
+              <w:t>2024</w:t>
             </w:r>
           </w:p>
         </w:tc>
@@ -867,7 +2800,7 @@
               <w:rPr>
                 <w:b/>
               </w:rPr>
-              <w:t>Current value</w:t>
+              <w:t>2022 peak</w:t>
             </w:r>
           </w:p>
         </w:tc>
@@ -888,7 +2821,6 @@
             </w:r>
             <w:r>
               <w:rPr>
-                <w:b/>
                 <w:sz w:val="18"/>
               </w:rPr>
               <w:t>Orders per month</w:t>
@@ -910,11 +2842,9 @@
             </w:r>
             <w:r>
               <w:rPr>
-                <w:rFonts w:ascii="Consolas" w:hAnsi="Consolas"/>
-                <w:color w:val="2F6F9F"/>
-                <w:sz w:val="18"/>
-              </w:rPr>
-              <w:t>transaction_lines ÷ months_covered</w:t>
+                <w:sz w:val="18"/>
+              </w:rPr>
+              <w:t>20.0</w:t>
             </w:r>
           </w:p>
         </w:tc>
@@ -933,16 +2863,9 @@
             </w:r>
             <w:r>
               <w:rPr>
-                <w:b/>
-                <w:sz w:val="18"/>
-              </w:rPr>
-              <w:t>20.0</w:t>
-            </w:r>
-            <w:r>
-              <w:rPr>
-                <w:sz w:val="18"/>
-              </w:rPr>
-              <w:t xml:space="preserve"> (2024)</w:t>
+                <w:sz w:val="18"/>
+              </w:rPr>
+              <w:t>24.0</w:t>
             </w:r>
           </w:p>
         </w:tc>
@@ -963,7 +2886,6 @@
             </w:r>
             <w:r>
               <w:rPr>
-                <w:b/>
                 <w:sz w:val="18"/>
               </w:rPr>
               <w:t>Revenue per month</w:t>
@@ -985,11 +2907,9 @@
             </w:r>
             <w:r>
               <w:rPr>
-                <w:rFonts w:ascii="Consolas" w:hAnsi="Consolas"/>
-                <w:color w:val="2F6F9F"/>
-                <w:sz w:val="18"/>
-              </w:rPr>
-              <w:t>SUM(amount) ÷ months_covered</w:t>
+                <w:sz w:val="18"/>
+              </w:rPr>
+              <w:t>100,206.50</w:t>
             </w:r>
           </w:p>
         </w:tc>
@@ -1008,16 +2928,9 @@
             </w:r>
             <w:r>
               <w:rPr>
-                <w:b/>
-                <w:sz w:val="18"/>
-              </w:rPr>
-              <w:t>100,206.50</w:t>
-            </w:r>
-            <w:r>
-              <w:rPr>
-                <w:sz w:val="18"/>
-              </w:rPr>
-              <w:t xml:space="preserve"> (2024)</w:t>
+                <w:sz w:val="18"/>
+              </w:rPr>
+              <w:t>121,647.92</w:t>
             </w:r>
           </w:p>
         </w:tc>
@@ -1038,7 +2951,6 @@
             </w:r>
             <w:r>
               <w:rPr>
-                <w:b/>
                 <w:sz w:val="18"/>
               </w:rPr>
               <w:t>Margin %</w:t>
@@ -1060,11 +2972,9 @@
             </w:r>
             <w:r>
               <w:rPr>
-                <w:rFonts w:ascii="Consolas" w:hAnsi="Consolas"/>
-                <w:color w:val="2F6F9F"/>
-                <w:sz w:val="18"/>
-              </w:rPr>
-              <w:t>SUM(profit) ÷ SUM(amount) × 100</w:t>
+                <w:sz w:val="18"/>
+              </w:rPr>
+              <w:t>25.64</w:t>
             </w:r>
           </w:p>
         </w:tc>
@@ -1083,16 +2993,9 @@
             </w:r>
             <w:r>
               <w:rPr>
-                <w:b/>
-                <w:sz w:val="18"/>
-              </w:rPr>
-              <w:t>25.64%</w:t>
-            </w:r>
-            <w:r>
-              <w:rPr>
-                <w:sz w:val="18"/>
-              </w:rPr>
-              <w:t xml:space="preserve"> (2024)</w:t>
+                <w:sz w:val="18"/>
+              </w:rPr>
+              <w:t>26.93</w:t>
             </w:r>
           </w:p>
         </w:tc>
@@ -1113,7 +3016,6 @@
             </w:r>
             <w:r>
               <w:rPr>
-                <w:b/>
                 <w:sz w:val="18"/>
               </w:rPr>
               <w:t>Average line value</w:t>
@@ -1135,11 +3037,9 @@
             </w:r>
             <w:r>
               <w:rPr>
-                <w:rFonts w:ascii="Consolas" w:hAnsi="Consolas"/>
-                <w:color w:val="2F6F9F"/>
-                <w:sz w:val="18"/>
-              </w:rPr>
-              <w:t>SUM(amount) ÷ COUNT(lines)</w:t>
+                <w:sz w:val="18"/>
+              </w:rPr>
+              <w:t>5,010.33</w:t>
             </w:r>
           </w:p>
         </w:tc>
@@ -1158,16 +3058,9 @@
             </w:r>
             <w:r>
               <w:rPr>
-                <w:b/>
-                <w:sz w:val="18"/>
-              </w:rPr>
-              <w:t>5,010.33</w:t>
-            </w:r>
-            <w:r>
-              <w:rPr>
-                <w:sz w:val="18"/>
-              </w:rPr>
-              <w:t xml:space="preserve"> (2024)</w:t>
+                <w:sz w:val="18"/>
+              </w:rPr>
+              <w:t>5,068.66</w:t>
             </w:r>
           </w:p>
         </w:tc>
@@ -1188,10 +3081,9 @@
             </w:r>
             <w:r>
               <w:rPr>
-                <w:b/>
-                <w:sz w:val="18"/>
-              </w:rPr>
-              <w:t>Peak-to-current gap</w:t>
+                <w:sz w:val="18"/>
+              </w:rPr>
+              <w:t>Gap to peak</w:t>
             </w:r>
           </w:p>
         </w:tc>
@@ -1212,7 +3104,7 @@
               <w:rPr>
                 <w:sz w:val="18"/>
               </w:rPr>
-              <w:t>2022 revenue/month − 2024 revenue/month</w:t>
+              <w:t>−17.6%</w:t>
             </w:r>
           </w:p>
         </w:tc>
@@ -1231,226 +3123,9 @@
             </w:r>
             <w:r>
               <w:rPr>
-                <w:b/>
-                <w:sz w:val="18"/>
-              </w:rPr>
-              <w:t>−21,441.42</w:t>
-            </w:r>
-            <w:r>
-              <w:rPr>
-                <w:sz w:val="18"/>
-              </w:rPr>
-              <w:t>, −17.6%</w:t>
-            </w:r>
-          </w:p>
-        </w:tc>
-      </w:tr>
-      <w:tr>
-        <w:tc>
-          <w:tcPr>
-            <w:tcW w:type="dxa" w:w="3120"/>
-          </w:tcPr>
-          <w:p>
-            <w:pPr>
-              <w:spacing w:line="240" w:lineRule="auto"/>
-            </w:pPr>
-            <w:r>
-              <w:rPr>
-                <w:sz w:val="18"/>
-              </w:rPr>
-            </w:r>
-            <w:r>
-              <w:rPr>
-                <w:b/>
-                <w:sz w:val="18"/>
-              </w:rPr>
-              <w:t>Order gap</w:t>
-            </w:r>
-          </w:p>
-        </w:tc>
-        <w:tc>
-          <w:tcPr>
-            <w:tcW w:type="dxa" w:w="3120"/>
-          </w:tcPr>
-          <w:p>
-            <w:pPr>
-              <w:spacing w:line="240" w:lineRule="auto"/>
-            </w:pPr>
-            <w:r>
-              <w:rPr>
-                <w:sz w:val="18"/>
-              </w:rPr>
-            </w:r>
-            <w:r>
-              <w:rPr>
-                <w:sz w:val="18"/>
-              </w:rPr>
-              <w:t>2022 orders/month − 2024 orders/month</w:t>
-            </w:r>
-          </w:p>
-        </w:tc>
-        <w:tc>
-          <w:tcPr>
-            <w:tcW w:type="dxa" w:w="3120"/>
-          </w:tcPr>
-          <w:p>
-            <w:pPr>
-              <w:spacing w:line="240" w:lineRule="auto"/>
-            </w:pPr>
-            <w:r>
-              <w:rPr>
-                <w:sz w:val="18"/>
-              </w:rPr>
-            </w:r>
-            <w:r>
-              <w:rPr>
-                <w:b/>
-                <w:sz w:val="18"/>
-              </w:rPr>
-              <w:t>4.0 orders</w:t>
-            </w:r>
-          </w:p>
-        </w:tc>
-      </w:tr>
-      <w:tr>
-        <w:tc>
-          <w:tcPr>
-            <w:tcW w:type="dxa" w:w="3120"/>
-          </w:tcPr>
-          <w:p>
-            <w:pPr>
-              <w:spacing w:line="240" w:lineRule="auto"/>
-            </w:pPr>
-            <w:r>
-              <w:rPr>
-                <w:sz w:val="18"/>
-              </w:rPr>
-            </w:r>
-            <w:r>
-              <w:rPr>
-                <w:b/>
-                <w:sz w:val="18"/>
-              </w:rPr>
-              <w:t>Gap value</w:t>
-            </w:r>
-          </w:p>
-        </w:tc>
-        <w:tc>
-          <w:tcPr>
-            <w:tcW w:type="dxa" w:w="3120"/>
-          </w:tcPr>
-          <w:p>
-            <w:pPr>
-              <w:spacing w:line="240" w:lineRule="auto"/>
-            </w:pPr>
-            <w:r>
-              <w:rPr>
-                <w:sz w:val="18"/>
-              </w:rPr>
-            </w:r>
-            <w:r>
-              <w:rPr>
-                <w:sz w:val="18"/>
-              </w:rPr>
-              <w:t>Order gap × regression slope (5,224.25) × 12</w:t>
-            </w:r>
-          </w:p>
-        </w:tc>
-        <w:tc>
-          <w:tcPr>
-            <w:tcW w:type="dxa" w:w="3120"/>
-          </w:tcPr>
-          <w:p>
-            <w:pPr>
-              <w:spacing w:line="240" w:lineRule="auto"/>
-            </w:pPr>
-            <w:r>
-              <w:rPr>
-                <w:sz w:val="18"/>
-              </w:rPr>
-            </w:r>
-            <w:r>
-              <w:rPr>
-                <w:b/>
-                <w:sz w:val="18"/>
-              </w:rPr>
-              <w:t>~250,000 a year</w:t>
-            </w:r>
-          </w:p>
-        </w:tc>
-      </w:tr>
-      <w:tr>
-        <w:tc>
-          <w:tcPr>
-            <w:tcW w:type="dxa" w:w="3120"/>
-          </w:tcPr>
-          <w:p>
-            <w:pPr>
-              <w:spacing w:line="240" w:lineRule="auto"/>
-            </w:pPr>
-            <w:r>
-              <w:rPr>
-                <w:sz w:val="18"/>
-              </w:rPr>
-            </w:r>
-            <w:r>
-              <w:rPr>
-                <w:b/>
-                <w:sz w:val="18"/>
-              </w:rPr>
-              <w:t>Revenue per customer</w:t>
-            </w:r>
-          </w:p>
-        </w:tc>
-        <w:tc>
-          <w:tcPr>
-            <w:tcW w:type="dxa" w:w="3120"/>
-          </w:tcPr>
-          <w:p>
-            <w:pPr>
-              <w:spacing w:line="240" w:lineRule="auto"/>
-            </w:pPr>
-            <w:r>
-              <w:rPr>
-                <w:sz w:val="18"/>
-              </w:rPr>
-            </w:r>
-            <w:r>
-              <w:rPr>
-                <w:rFonts w:ascii="Consolas" w:hAnsi="Consolas"/>
-                <w:color w:val="2F6F9F"/>
-                <w:sz w:val="18"/>
-              </w:rPr>
-              <w:t>SUM(amount) ÷ COUNT(DISTINCT customer)</w:t>
-            </w:r>
-          </w:p>
-        </w:tc>
-        <w:tc>
-          <w:tcPr>
-            <w:tcW w:type="dxa" w:w="3120"/>
-          </w:tcPr>
-          <w:p>
-            <w:pPr>
-              <w:spacing w:line="240" w:lineRule="auto"/>
-            </w:pPr>
-            <w:r>
-              <w:rPr>
-                <w:sz w:val="18"/>
-              </w:rPr>
-            </w:r>
-            <w:r>
-              <w:rPr>
-                <w:sz w:val="18"/>
-              </w:rPr>
-              <w:t xml:space="preserve">Per city, in </w:t>
-            </w:r>
-            <w:r>
-              <w:rPr>
-                <w:rFonts w:ascii="Consolas" w:hAnsi="Consolas"/>
-                <w:color w:val="2F6F9F"/>
-                <w:sz w:val="18"/>
-              </w:rPr>
-              <w:t>v_geography</w:t>
+                <w:sz w:val="18"/>
+              </w:rPr>
+              <w:t>—</w:t>
             </w:r>
           </w:p>
         </w:tc>
@@ -1467,21 +3142,18 @@
           <w:color w:val="7B8994"/>
           <w:sz w:val="20"/>
         </w:rPr>
-        <w:t>Table 2. 2. Measure definitions</w:t>
+        <w:t>Table 4. The measures, as DAX</w:t>
       </w:r>
     </w:p>
     <w:p>
       <w:r>
-        <w:t xml:space="preserve">Measure the trend </w:t>
-      </w:r>
-      <w:r>
         <w:rPr>
           <w:b/>
         </w:rPr>
-        <w:t>per month</w:t>
+        <w:t>ACTION for the group:</w:t>
       </w:r>
       <w:r>
-        <w:t xml:space="preserve">, never per year. 2020 holds nine months. Every per-year total in this project is divided by </w:t>
+        <w:t xml:space="preserve"> build the three pages, title and label every visual, add a source note ("Source: sales_trend database, 1,194 transaction lines, March 2020 – March 2025"), export the </w:t>
       </w:r>
       <w:r>
         <w:rPr>
@@ -1489,10 +3161,10 @@
           <w:color w:val="2F6F9F"/>
           <w:sz w:val="18"/>
         </w:rPr>
-        <w:t>months_covered</w:t>
+        <w:t>.pbix</w:t>
       </w:r>
       <w:r>
-        <w:t xml:space="preserve"> for that reason, and the dashboard must do the same.</w:t>
+        <w:t xml:space="preserve"> and a PDF of all pages.</w:t>
       </w:r>
     </w:p>
     <w:p>
@@ -1505,12 +3177,23 @@
         <w:pStyle w:val="Heading2"/>
       </w:pPr>
       <w:r>
-        <w:t>3. Which KPI goes at the top, and why</w:t>
+        <w:t>Task 3.3 — Clustering and segmentation</w:t>
       </w:r>
     </w:p>
     <w:p>
       <w:r>
-        <w:t>Checkpoint 2 settled this, and it is the single most defensible design decision on the dashboard.</w:t>
+        <w:t xml:space="preserve">Two k-means segmentations, both reproducible from a fixed seed by </w:t>
+      </w:r>
+      <w:r>
+        <w:rPr>
+          <w:rFonts w:ascii="Consolas" w:hAnsi="Consolas"/>
+          <w:color w:val="2F6F9F"/>
+          <w:sz w:val="18"/>
+        </w:rPr>
+        <w:t>scripts/build_segments.py</w:t>
+      </w:r>
+      <w:r>
+        <w:t>. The brief allows Excel, Python or the built-in Power BI clustering; this uses Python.</w:t>
       </w:r>
     </w:p>
     <w:p>
@@ -1518,10 +3201,1023 @@
         <w:rPr>
           <w:b/>
         </w:rPr>
-        <w:t>Order count is the primary KPI, not revenue.</w:t>
+        <w:t>How k was chosen.</w:t>
       </w:r>
       <w:r>
-        <w:t xml:space="preserve"> Order count explains 85% of the month-to-month variation in revenue (r = 0.9227, R² = 0.8514, p = 1.98 × 10⁻²⁴), it is the leading indicator, and it is the thing the business can act on. Revenue is what happens as a result.</w:t>
+        <w:t xml:space="preserve"> Silhouette score across k = 2 to 6, then selected within the 2–3 the brief asks for. The full scan is printed by the script rather than hidden:</w:t>
+      </w:r>
+    </w:p>
+    <w:tbl>
+      <w:tblPr>
+        <w:tblStyle w:val="LightGrid-Accent1"/>
+        <w:tblW w:type="auto" w:w="0"/>
+        <w:jc w:val="center"/>
+        <w:tblLayout w:type="autofit"/>
+        <w:tblLook w:firstColumn="1" w:firstRow="1" w:lastColumn="0" w:lastRow="0" w:noHBand="0" w:noVBand="1" w:val="04A0"/>
+      </w:tblPr>
+      <w:tblGrid>
+        <w:gridCol w:w="3120"/>
+        <w:gridCol w:w="3120"/>
+        <w:gridCol w:w="3120"/>
+      </w:tblGrid>
+      <w:tr>
+        <w:tc>
+          <w:tcPr>
+            <w:tcW w:type="dxa" w:w="3120"/>
+          </w:tcPr>
+          <w:p>
+            <w:r>
+              <w:rPr>
+                <w:b/>
+              </w:rPr>
+            </w:r>
+            <w:r>
+              <w:rPr>
+                <w:b/>
+              </w:rPr>
+              <w:t>k</w:t>
+            </w:r>
+          </w:p>
+        </w:tc>
+        <w:tc>
+          <w:tcPr>
+            <w:tcW w:type="dxa" w:w="3120"/>
+          </w:tcPr>
+          <w:p>
+            <w:r>
+              <w:rPr>
+                <w:b/>
+              </w:rPr>
+            </w:r>
+            <w:r>
+              <w:rPr>
+                <w:b/>
+              </w:rPr>
+              <w:t>Customers</w:t>
+            </w:r>
+          </w:p>
+        </w:tc>
+        <w:tc>
+          <w:tcPr>
+            <w:tcW w:type="dxa" w:w="3120"/>
+          </w:tcPr>
+          <w:p>
+            <w:r>
+              <w:rPr>
+                <w:b/>
+              </w:rPr>
+            </w:r>
+            <w:r>
+              <w:rPr>
+                <w:b/>
+              </w:rPr>
+              <w:t>Sub-categories</w:t>
+            </w:r>
+          </w:p>
+        </w:tc>
+      </w:tr>
+      <w:tr>
+        <w:tc>
+          <w:tcPr>
+            <w:tcW w:type="dxa" w:w="3120"/>
+          </w:tcPr>
+          <w:p>
+            <w:pPr>
+              <w:spacing w:line="240" w:lineRule="auto"/>
+            </w:pPr>
+            <w:r>
+              <w:rPr>
+                <w:sz w:val="18"/>
+              </w:rPr>
+            </w:r>
+            <w:r>
+              <w:rPr>
+                <w:sz w:val="18"/>
+              </w:rPr>
+              <w:t>2</w:t>
+            </w:r>
+          </w:p>
+        </w:tc>
+        <w:tc>
+          <w:tcPr>
+            <w:tcW w:type="dxa" w:w="3120"/>
+          </w:tcPr>
+          <w:p>
+            <w:pPr>
+              <w:spacing w:line="240" w:lineRule="auto"/>
+            </w:pPr>
+            <w:r>
+              <w:rPr>
+                <w:sz w:val="18"/>
+              </w:rPr>
+            </w:r>
+            <w:r>
+              <w:rPr>
+                <w:sz w:val="18"/>
+              </w:rPr>
+              <w:t>0.240</w:t>
+            </w:r>
+          </w:p>
+        </w:tc>
+        <w:tc>
+          <w:tcPr>
+            <w:tcW w:type="dxa" w:w="3120"/>
+          </w:tcPr>
+          <w:p>
+            <w:pPr>
+              <w:spacing w:line="240" w:lineRule="auto"/>
+            </w:pPr>
+            <w:r>
+              <w:rPr>
+                <w:sz w:val="18"/>
+              </w:rPr>
+            </w:r>
+            <w:r>
+              <w:rPr>
+                <w:sz w:val="18"/>
+              </w:rPr>
+              <w:t>0.120</w:t>
+            </w:r>
+          </w:p>
+        </w:tc>
+      </w:tr>
+      <w:tr>
+        <w:tc>
+          <w:tcPr>
+            <w:tcW w:type="dxa" w:w="3120"/>
+          </w:tcPr>
+          <w:p>
+            <w:pPr>
+              <w:spacing w:line="240" w:lineRule="auto"/>
+            </w:pPr>
+            <w:r>
+              <w:rPr>
+                <w:sz w:val="18"/>
+              </w:rPr>
+            </w:r>
+            <w:r>
+              <w:rPr>
+                <w:b/>
+                <w:sz w:val="18"/>
+              </w:rPr>
+              <w:t>3</w:t>
+            </w:r>
+          </w:p>
+        </w:tc>
+        <w:tc>
+          <w:tcPr>
+            <w:tcW w:type="dxa" w:w="3120"/>
+          </w:tcPr>
+          <w:p>
+            <w:pPr>
+              <w:spacing w:line="240" w:lineRule="auto"/>
+            </w:pPr>
+            <w:r>
+              <w:rPr>
+                <w:sz w:val="18"/>
+              </w:rPr>
+            </w:r>
+            <w:r>
+              <w:rPr>
+                <w:b/>
+                <w:sz w:val="18"/>
+              </w:rPr>
+              <w:t>0.277</w:t>
+            </w:r>
+          </w:p>
+        </w:tc>
+        <w:tc>
+          <w:tcPr>
+            <w:tcW w:type="dxa" w:w="3120"/>
+          </w:tcPr>
+          <w:p>
+            <w:pPr>
+              <w:spacing w:line="240" w:lineRule="auto"/>
+            </w:pPr>
+            <w:r>
+              <w:rPr>
+                <w:sz w:val="18"/>
+              </w:rPr>
+            </w:r>
+            <w:r>
+              <w:rPr>
+                <w:b/>
+                <w:sz w:val="18"/>
+              </w:rPr>
+              <w:t>0.155</w:t>
+            </w:r>
+          </w:p>
+        </w:tc>
+      </w:tr>
+      <w:tr>
+        <w:tc>
+          <w:tcPr>
+            <w:tcW w:type="dxa" w:w="3120"/>
+          </w:tcPr>
+          <w:p>
+            <w:pPr>
+              <w:spacing w:line="240" w:lineRule="auto"/>
+            </w:pPr>
+            <w:r>
+              <w:rPr>
+                <w:sz w:val="18"/>
+              </w:rPr>
+            </w:r>
+            <w:r>
+              <w:rPr>
+                <w:sz w:val="18"/>
+              </w:rPr>
+              <w:t>4</w:t>
+            </w:r>
+          </w:p>
+        </w:tc>
+        <w:tc>
+          <w:tcPr>
+            <w:tcW w:type="dxa" w:w="3120"/>
+          </w:tcPr>
+          <w:p>
+            <w:pPr>
+              <w:spacing w:line="240" w:lineRule="auto"/>
+            </w:pPr>
+            <w:r>
+              <w:rPr>
+                <w:sz w:val="18"/>
+              </w:rPr>
+            </w:r>
+            <w:r>
+              <w:rPr>
+                <w:sz w:val="18"/>
+              </w:rPr>
+              <w:t>0.281</w:t>
+            </w:r>
+          </w:p>
+        </w:tc>
+        <w:tc>
+          <w:tcPr>
+            <w:tcW w:type="dxa" w:w="3120"/>
+          </w:tcPr>
+          <w:p>
+            <w:pPr>
+              <w:spacing w:line="240" w:lineRule="auto"/>
+            </w:pPr>
+            <w:r>
+              <w:rPr>
+                <w:sz w:val="18"/>
+              </w:rPr>
+            </w:r>
+            <w:r>
+              <w:rPr>
+                <w:sz w:val="18"/>
+              </w:rPr>
+              <w:t>0.175</w:t>
+            </w:r>
+          </w:p>
+        </w:tc>
+      </w:tr>
+      <w:tr>
+        <w:tc>
+          <w:tcPr>
+            <w:tcW w:type="dxa" w:w="3120"/>
+          </w:tcPr>
+          <w:p>
+            <w:pPr>
+              <w:spacing w:line="240" w:lineRule="auto"/>
+            </w:pPr>
+            <w:r>
+              <w:rPr>
+                <w:sz w:val="18"/>
+              </w:rPr>
+            </w:r>
+            <w:r>
+              <w:rPr>
+                <w:sz w:val="18"/>
+              </w:rPr>
+              <w:t>5</w:t>
+            </w:r>
+          </w:p>
+        </w:tc>
+        <w:tc>
+          <w:tcPr>
+            <w:tcW w:type="dxa" w:w="3120"/>
+          </w:tcPr>
+          <w:p>
+            <w:pPr>
+              <w:spacing w:line="240" w:lineRule="auto"/>
+            </w:pPr>
+            <w:r>
+              <w:rPr>
+                <w:sz w:val="18"/>
+              </w:rPr>
+            </w:r>
+            <w:r>
+              <w:rPr>
+                <w:sz w:val="18"/>
+              </w:rPr>
+              <w:t>0.295</w:t>
+            </w:r>
+          </w:p>
+        </w:tc>
+        <w:tc>
+          <w:tcPr>
+            <w:tcW w:type="dxa" w:w="3120"/>
+          </w:tcPr>
+          <w:p>
+            <w:pPr>
+              <w:spacing w:line="240" w:lineRule="auto"/>
+            </w:pPr>
+            <w:r>
+              <w:rPr>
+                <w:sz w:val="18"/>
+              </w:rPr>
+            </w:r>
+            <w:r>
+              <w:rPr>
+                <w:sz w:val="18"/>
+              </w:rPr>
+              <w:t>0.326</w:t>
+            </w:r>
+          </w:p>
+        </w:tc>
+      </w:tr>
+      <w:tr>
+        <w:tc>
+          <w:tcPr>
+            <w:tcW w:type="dxa" w:w="3120"/>
+          </w:tcPr>
+          <w:p>
+            <w:pPr>
+              <w:spacing w:line="240" w:lineRule="auto"/>
+            </w:pPr>
+            <w:r>
+              <w:rPr>
+                <w:sz w:val="18"/>
+              </w:rPr>
+            </w:r>
+            <w:r>
+              <w:rPr>
+                <w:sz w:val="18"/>
+              </w:rPr>
+              <w:t>6</w:t>
+            </w:r>
+          </w:p>
+        </w:tc>
+        <w:tc>
+          <w:tcPr>
+            <w:tcW w:type="dxa" w:w="3120"/>
+          </w:tcPr>
+          <w:p>
+            <w:pPr>
+              <w:spacing w:line="240" w:lineRule="auto"/>
+            </w:pPr>
+            <w:r>
+              <w:rPr>
+                <w:sz w:val="18"/>
+              </w:rPr>
+            </w:r>
+            <w:r>
+              <w:rPr>
+                <w:sz w:val="18"/>
+              </w:rPr>
+              <w:t>0.280</w:t>
+            </w:r>
+          </w:p>
+        </w:tc>
+        <w:tc>
+          <w:tcPr>
+            <w:tcW w:type="dxa" w:w="3120"/>
+          </w:tcPr>
+          <w:p>
+            <w:pPr>
+              <w:spacing w:line="240" w:lineRule="auto"/>
+            </w:pPr>
+            <w:r>
+              <w:rPr>
+                <w:sz w:val="18"/>
+              </w:rPr>
+            </w:r>
+            <w:r>
+              <w:rPr>
+                <w:sz w:val="18"/>
+              </w:rPr>
+              <w:t>0.362</w:t>
+            </w:r>
+          </w:p>
+        </w:tc>
+      </w:tr>
+    </w:tbl>
+    <w:p>
+      <w:pPr>
+        <w:spacing w:after="200" w:line="240" w:lineRule="auto"/>
+        <w:jc w:val="center"/>
+      </w:pPr>
+      <w:r>
+        <w:rPr>
+          <w:i/>
+          <w:color w:val="7B8994"/>
+          <w:sz w:val="20"/>
+        </w:rPr>
+        <w:t>Table 5. Task 3.3 — Clustering and segmentation</w:t>
+      </w:r>
+    </w:p>
+    <w:p>
+      <w:r>
+        <w:t>Be ready to defend this. On customers, k=5 scores 0.295 against k=3's 0.277 — a difference too small to buy back the interpretability of five segments, two of which came out with the same profile. On twelve sub-categories, k=6 leaves two members per cluster, which is a partition rather than a segmentation.</w:t>
+      </w:r>
+    </w:p>
+    <w:p>
+      <w:pPr>
+        <w:pStyle w:val="Heading3"/>
+      </w:pPr>
+      <w:r>
+        <w:t>Customer segments — 807 customers</w:t>
+      </w:r>
+    </w:p>
+    <w:p>
+      <w:r>
+        <w:t>Clustered on total revenue, margin and recency, each standardised.</w:t>
+      </w:r>
+    </w:p>
+    <w:p>
+      <w:pPr>
+        <w:jc w:val="center"/>
+      </w:pPr>
+      <w:r>
+        <w:drawing>
+          <wp:inline xmlns:a="http://schemas.openxmlformats.org/drawingml/2006/main" xmlns:pic="http://schemas.openxmlformats.org/drawingml/2006/picture">
+            <wp:extent cx="5486400" cy="3352800"/>
+            <wp:docPr id="2" name="Picture 2"/>
+            <wp:cNvGraphicFramePr>
+              <a:graphicFrameLocks noChangeAspect="1"/>
+            </wp:cNvGraphicFramePr>
+            <a:graphic>
+              <a:graphicData uri="http://schemas.openxmlformats.org/drawingml/2006/picture">
+                <pic:pic>
+                  <pic:nvPicPr>
+                    <pic:cNvPr id="0" name="cp3_fig1_customer_segments.png"/>
+                    <pic:cNvPicPr/>
+                  </pic:nvPicPr>
+                  <pic:blipFill>
+                    <a:blip r:embed="rId10"/>
+                    <a:stretch>
+                      <a:fillRect/>
+                    </a:stretch>
+                  </pic:blipFill>
+                  <pic:spPr>
+                    <a:xfrm>
+                      <a:off x="0" y="0"/>
+                      <a:ext cx="5486400" cy="3352800"/>
+                    </a:xfrm>
+                    <a:prstGeom prst="rect"/>
+                  </pic:spPr>
+                </pic:pic>
+              </a:graphicData>
+            </a:graphic>
+          </wp:inline>
+        </w:drawing>
+      </w:r>
+    </w:p>
+    <w:p>
+      <w:pPr>
+        <w:spacing w:after="200" w:line="240" w:lineRule="auto"/>
+        <w:jc w:val="center"/>
+      </w:pPr>
+      <w:r>
+        <w:rPr>
+          <w:i/>
+          <w:color w:val="7B8994"/>
+          <w:sz w:val="20"/>
+        </w:rPr>
+        <w:t>Figure 2. Customer segments. Value separates one cluster; margin separates the other two.</w:t>
+      </w:r>
+    </w:p>
+    <w:tbl>
+      <w:tblPr>
+        <w:tblStyle w:val="LightGrid-Accent1"/>
+        <w:tblW w:type="auto" w:w="0"/>
+        <w:jc w:val="center"/>
+        <w:tblLayout w:type="autofit"/>
+        <w:tblLook w:firstColumn="1" w:firstRow="1" w:lastColumn="0" w:lastRow="0" w:noHBand="0" w:noVBand="1" w:val="04A0"/>
+      </w:tblPr>
+      <w:tblGrid>
+        <w:gridCol w:w="1560"/>
+        <w:gridCol w:w="1560"/>
+        <w:gridCol w:w="1560"/>
+        <w:gridCol w:w="1560"/>
+        <w:gridCol w:w="1560"/>
+        <w:gridCol w:w="1560"/>
+      </w:tblGrid>
+      <w:tr>
+        <w:tc>
+          <w:tcPr>
+            <w:tcW w:type="dxa" w:w="1560"/>
+          </w:tcPr>
+          <w:p>
+            <w:r>
+              <w:rPr>
+                <w:b/>
+              </w:rPr>
+            </w:r>
+            <w:r>
+              <w:rPr>
+                <w:b/>
+              </w:rPr>
+              <w:t>Segment</w:t>
+            </w:r>
+          </w:p>
+        </w:tc>
+        <w:tc>
+          <w:tcPr>
+            <w:tcW w:type="dxa" w:w="1560"/>
+          </w:tcPr>
+          <w:p>
+            <w:r>
+              <w:rPr>
+                <w:b/>
+              </w:rPr>
+            </w:r>
+            <w:r>
+              <w:rPr>
+                <w:b/>
+              </w:rPr>
+              <w:t>n</w:t>
+            </w:r>
+          </w:p>
+        </w:tc>
+        <w:tc>
+          <w:tcPr>
+            <w:tcW w:type="dxa" w:w="1560"/>
+          </w:tcPr>
+          <w:p>
+            <w:r>
+              <w:rPr>
+                <w:b/>
+              </w:rPr>
+            </w:r>
+            <w:r>
+              <w:rPr>
+                <w:b/>
+              </w:rPr>
+              <w:t>% of customers</w:t>
+            </w:r>
+          </w:p>
+        </w:tc>
+        <w:tc>
+          <w:tcPr>
+            <w:tcW w:type="dxa" w:w="1560"/>
+          </w:tcPr>
+          <w:p>
+            <w:r>
+              <w:rPr>
+                <w:b/>
+              </w:rPr>
+            </w:r>
+            <w:r>
+              <w:rPr>
+                <w:b/>
+              </w:rPr>
+              <w:t>% of revenue</w:t>
+            </w:r>
+          </w:p>
+        </w:tc>
+        <w:tc>
+          <w:tcPr>
+            <w:tcW w:type="dxa" w:w="1560"/>
+          </w:tcPr>
+          <w:p>
+            <w:r>
+              <w:rPr>
+                <w:b/>
+              </w:rPr>
+            </w:r>
+            <w:r>
+              <w:rPr>
+                <w:b/>
+              </w:rPr>
+              <w:t>% of profit</w:t>
+            </w:r>
+          </w:p>
+        </w:tc>
+        <w:tc>
+          <w:tcPr>
+            <w:tcW w:type="dxa" w:w="1560"/>
+          </w:tcPr>
+          <w:p>
+            <w:r>
+              <w:rPr>
+                <w:b/>
+              </w:rPr>
+            </w:r>
+            <w:r>
+              <w:rPr>
+                <w:b/>
+              </w:rPr>
+              <w:t>Margin</w:t>
+            </w:r>
+          </w:p>
+        </w:tc>
+      </w:tr>
+      <w:tr>
+        <w:tc>
+          <w:tcPr>
+            <w:tcW w:type="dxa" w:w="1560"/>
+          </w:tcPr>
+          <w:p>
+            <w:pPr>
+              <w:spacing w:line="240" w:lineRule="auto"/>
+            </w:pPr>
+            <w:r>
+              <w:rPr>
+                <w:sz w:val="18"/>
+              </w:rPr>
+            </w:r>
+            <w:r>
+              <w:rPr>
+                <w:b/>
+                <w:sz w:val="18"/>
+              </w:rPr>
+              <w:t>High-Value Accounts</w:t>
+            </w:r>
+          </w:p>
+        </w:tc>
+        <w:tc>
+          <w:tcPr>
+            <w:tcW w:type="dxa" w:w="1560"/>
+          </w:tcPr>
+          <w:p>
+            <w:pPr>
+              <w:spacing w:line="240" w:lineRule="auto"/>
+            </w:pPr>
+            <w:r>
+              <w:rPr>
+                <w:sz w:val="18"/>
+              </w:rPr>
+            </w:r>
+            <w:r>
+              <w:rPr>
+                <w:sz w:val="18"/>
+              </w:rPr>
+              <w:t>146</w:t>
+            </w:r>
+          </w:p>
+        </w:tc>
+        <w:tc>
+          <w:tcPr>
+            <w:tcW w:type="dxa" w:w="1560"/>
+          </w:tcPr>
+          <w:p>
+            <w:pPr>
+              <w:spacing w:line="240" w:lineRule="auto"/>
+            </w:pPr>
+            <w:r>
+              <w:rPr>
+                <w:sz w:val="18"/>
+              </w:rPr>
+            </w:r>
+            <w:r>
+              <w:rPr>
+                <w:sz w:val="18"/>
+              </w:rPr>
+              <w:t>18.1%</w:t>
+            </w:r>
+          </w:p>
+        </w:tc>
+        <w:tc>
+          <w:tcPr>
+            <w:tcW w:type="dxa" w:w="1560"/>
+          </w:tcPr>
+          <w:p>
+            <w:pPr>
+              <w:spacing w:line="240" w:lineRule="auto"/>
+            </w:pPr>
+            <w:r>
+              <w:rPr>
+                <w:sz w:val="18"/>
+              </w:rPr>
+            </w:r>
+            <w:r>
+              <w:rPr>
+                <w:sz w:val="18"/>
+              </w:rPr>
+              <w:t>38.4%</w:t>
+            </w:r>
+          </w:p>
+        </w:tc>
+        <w:tc>
+          <w:tcPr>
+            <w:tcW w:type="dxa" w:w="1560"/>
+          </w:tcPr>
+          <w:p>
+            <w:pPr>
+              <w:spacing w:line="240" w:lineRule="auto"/>
+            </w:pPr>
+            <w:r>
+              <w:rPr>
+                <w:sz w:val="18"/>
+              </w:rPr>
+            </w:r>
+            <w:r>
+              <w:rPr>
+                <w:sz w:val="18"/>
+              </w:rPr>
+              <w:t>38.7%</w:t>
+            </w:r>
+          </w:p>
+        </w:tc>
+        <w:tc>
+          <w:tcPr>
+            <w:tcW w:type="dxa" w:w="1560"/>
+          </w:tcPr>
+          <w:p>
+            <w:pPr>
+              <w:spacing w:line="240" w:lineRule="auto"/>
+            </w:pPr>
+            <w:r>
+              <w:rPr>
+                <w:sz w:val="18"/>
+              </w:rPr>
+            </w:r>
+            <w:r>
+              <w:rPr>
+                <w:sz w:val="18"/>
+              </w:rPr>
+              <w:t>26.2%</w:t>
+            </w:r>
+          </w:p>
+        </w:tc>
+      </w:tr>
+      <w:tr>
+        <w:tc>
+          <w:tcPr>
+            <w:tcW w:type="dxa" w:w="1560"/>
+          </w:tcPr>
+          <w:p>
+            <w:pPr>
+              <w:spacing w:line="240" w:lineRule="auto"/>
+            </w:pPr>
+            <w:r>
+              <w:rPr>
+                <w:sz w:val="18"/>
+              </w:rPr>
+            </w:r>
+            <w:r>
+              <w:rPr>
+                <w:b/>
+                <w:sz w:val="18"/>
+              </w:rPr>
+              <w:t>High-Margin Buyers</w:t>
+            </w:r>
+          </w:p>
+        </w:tc>
+        <w:tc>
+          <w:tcPr>
+            <w:tcW w:type="dxa" w:w="1560"/>
+          </w:tcPr>
+          <w:p>
+            <w:pPr>
+              <w:spacing w:line="240" w:lineRule="auto"/>
+            </w:pPr>
+            <w:r>
+              <w:rPr>
+                <w:sz w:val="18"/>
+              </w:rPr>
+            </w:r>
+            <w:r>
+              <w:rPr>
+                <w:sz w:val="18"/>
+              </w:rPr>
+              <w:t>311</w:t>
+            </w:r>
+          </w:p>
+        </w:tc>
+        <w:tc>
+          <w:tcPr>
+            <w:tcW w:type="dxa" w:w="1560"/>
+          </w:tcPr>
+          <w:p>
+            <w:pPr>
+              <w:spacing w:line="240" w:lineRule="auto"/>
+            </w:pPr>
+            <w:r>
+              <w:rPr>
+                <w:sz w:val="18"/>
+              </w:rPr>
+            </w:r>
+            <w:r>
+              <w:rPr>
+                <w:sz w:val="18"/>
+              </w:rPr>
+              <w:t>38.5%</w:t>
+            </w:r>
+          </w:p>
+        </w:tc>
+        <w:tc>
+          <w:tcPr>
+            <w:tcW w:type="dxa" w:w="1560"/>
+          </w:tcPr>
+          <w:p>
+            <w:pPr>
+              <w:spacing w:line="240" w:lineRule="auto"/>
+            </w:pPr>
+            <w:r>
+              <w:rPr>
+                <w:sz w:val="18"/>
+              </w:rPr>
+            </w:r>
+            <w:r>
+              <w:rPr>
+                <w:sz w:val="18"/>
+              </w:rPr>
+              <w:t>28.9%</w:t>
+            </w:r>
+          </w:p>
+        </w:tc>
+        <w:tc>
+          <w:tcPr>
+            <w:tcW w:type="dxa" w:w="1560"/>
+          </w:tcPr>
+          <w:p>
+            <w:pPr>
+              <w:spacing w:line="240" w:lineRule="auto"/>
+            </w:pPr>
+            <w:r>
+              <w:rPr>
+                <w:sz w:val="18"/>
+              </w:rPr>
+            </w:r>
+            <w:r>
+              <w:rPr>
+                <w:b/>
+                <w:sz w:val="18"/>
+              </w:rPr>
+              <w:t>42.6%</w:t>
+            </w:r>
+          </w:p>
+        </w:tc>
+        <w:tc>
+          <w:tcPr>
+            <w:tcW w:type="dxa" w:w="1560"/>
+          </w:tcPr>
+          <w:p>
+            <w:pPr>
+              <w:spacing w:line="240" w:lineRule="auto"/>
+            </w:pPr>
+            <w:r>
+              <w:rPr>
+                <w:sz w:val="18"/>
+              </w:rPr>
+            </w:r>
+            <w:r>
+              <w:rPr>
+                <w:sz w:val="18"/>
+              </w:rPr>
+              <w:t>38.5%</w:t>
+            </w:r>
+          </w:p>
+        </w:tc>
+      </w:tr>
+      <w:tr>
+        <w:tc>
+          <w:tcPr>
+            <w:tcW w:type="dxa" w:w="1560"/>
+          </w:tcPr>
+          <w:p>
+            <w:pPr>
+              <w:spacing w:line="240" w:lineRule="auto"/>
+            </w:pPr>
+            <w:r>
+              <w:rPr>
+                <w:sz w:val="18"/>
+              </w:rPr>
+            </w:r>
+            <w:r>
+              <w:rPr>
+                <w:b/>
+                <w:sz w:val="18"/>
+              </w:rPr>
+              <w:t>Thin-Margin Buyers</w:t>
+            </w:r>
+          </w:p>
+        </w:tc>
+        <w:tc>
+          <w:tcPr>
+            <w:tcW w:type="dxa" w:w="1560"/>
+          </w:tcPr>
+          <w:p>
+            <w:pPr>
+              <w:spacing w:line="240" w:lineRule="auto"/>
+            </w:pPr>
+            <w:r>
+              <w:rPr>
+                <w:sz w:val="18"/>
+              </w:rPr>
+            </w:r>
+            <w:r>
+              <w:rPr>
+                <w:sz w:val="18"/>
+              </w:rPr>
+              <w:t>350</w:t>
+            </w:r>
+          </w:p>
+        </w:tc>
+        <w:tc>
+          <w:tcPr>
+            <w:tcW w:type="dxa" w:w="1560"/>
+          </w:tcPr>
+          <w:p>
+            <w:pPr>
+              <w:spacing w:line="240" w:lineRule="auto"/>
+            </w:pPr>
+            <w:r>
+              <w:rPr>
+                <w:sz w:val="18"/>
+              </w:rPr>
+            </w:r>
+            <w:r>
+              <w:rPr>
+                <w:sz w:val="18"/>
+              </w:rPr>
+              <w:t>43.4%</w:t>
+            </w:r>
+          </w:p>
+        </w:tc>
+        <w:tc>
+          <w:tcPr>
+            <w:tcW w:type="dxa" w:w="1560"/>
+          </w:tcPr>
+          <w:p>
+            <w:pPr>
+              <w:spacing w:line="240" w:lineRule="auto"/>
+            </w:pPr>
+            <w:r>
+              <w:rPr>
+                <w:sz w:val="18"/>
+              </w:rPr>
+            </w:r>
+            <w:r>
+              <w:rPr>
+                <w:sz w:val="18"/>
+              </w:rPr>
+              <w:t>32.7%</w:t>
+            </w:r>
+          </w:p>
+        </w:tc>
+        <w:tc>
+          <w:tcPr>
+            <w:tcW w:type="dxa" w:w="1560"/>
+          </w:tcPr>
+          <w:p>
+            <w:pPr>
+              <w:spacing w:line="240" w:lineRule="auto"/>
+            </w:pPr>
+            <w:r>
+              <w:rPr>
+                <w:sz w:val="18"/>
+              </w:rPr>
+            </w:r>
+            <w:r>
+              <w:rPr>
+                <w:b/>
+                <w:sz w:val="18"/>
+              </w:rPr>
+              <w:t>18.7%</w:t>
+            </w:r>
+          </w:p>
+        </w:tc>
+        <w:tc>
+          <w:tcPr>
+            <w:tcW w:type="dxa" w:w="1560"/>
+          </w:tcPr>
+          <w:p>
+            <w:pPr>
+              <w:spacing w:line="240" w:lineRule="auto"/>
+            </w:pPr>
+            <w:r>
+              <w:rPr>
+                <w:sz w:val="18"/>
+              </w:rPr>
+            </w:r>
+            <w:r>
+              <w:rPr>
+                <w:sz w:val="18"/>
+              </w:rPr>
+              <w:t>14.9%</w:t>
+            </w:r>
+          </w:p>
+        </w:tc>
+      </w:tr>
+    </w:tbl>
+    <w:p>
+      <w:pPr>
+        <w:spacing w:after="200" w:line="240" w:lineRule="auto"/>
+        <w:jc w:val="center"/>
+      </w:pPr>
+      <w:r>
+        <w:rPr>
+          <w:i/>
+          <w:color w:val="7B8994"/>
+          <w:sz w:val="20"/>
+        </w:rPr>
+        <w:t>Table 6. Customer segments — 807 customers</w:t>
       </w:r>
     </w:p>
     <w:p>
@@ -1529,10 +4225,28 @@
         <w:rPr>
           <w:b/>
         </w:rPr>
-        <w:t>Segment on margin, not revenue.</w:t>
+        <w:t>The business significance, and it is the finding of Checkpoint 3.</w:t>
       </w:r>
       <w:r>
-        <w:t xml:space="preserve"> Only about 46% of profit variation tracks revenue (r = 0.6753), and profit is far more variable than revenue (CV 82.9% against 54.2%). A dashboard that ranks anything by revenue alone will point management at the wrong accounts — Checkpoint 1's Q1 found lines returning 414 and 4,339 profit on near-identical revenue.</w:t>
+        <w:t xml:space="preserve"> Thin-Margin Buyers are the largest group — 43% of customers and a third of revenue — and they return </w:t>
+      </w:r>
+      <w:r>
+        <w:rPr>
+          <w:b/>
+        </w:rPr>
+        <w:t>19% of the profit</w:t>
+      </w:r>
+      <w:r>
+        <w:t xml:space="preserve">. High-Margin Buyers are a smaller group producing </w:t>
+      </w:r>
+      <w:r>
+        <w:rPr>
+          <w:b/>
+        </w:rPr>
+        <w:t>43% of profit from less revenue</w:t>
+      </w:r>
+      <w:r>
+        <w:t>. A sales effort aimed at revenue would chase the wrong group of the two. This is the customer-level form of the Checkpoint 2 finding that revenue is a poor proxy for profit, and it converts that statistic into a list of named accounts.</w:t>
       </w:r>
     </w:p>
     <w:p>
@@ -1540,10 +4254,393 @@
         <w:rPr>
           <w:b/>
         </w:rPr>
-        <w:t>Do not put a single blended seasonality curve on the dashboard.</w:t>
+        <w:t>Two honest notes to carry into the defence.</w:t>
       </w:r>
       <w:r>
-        <w:t xml:space="preserve"> Electronics peaks in Q2 at 30.79% of its annual revenue; Furniture and Office Supplies peak in Q4 at 30.84% and 32.16%. One curve is wrong for all three. Seasonality visuals must be split by category or not shown.</w:t>
+        <w:t xml:space="preserve"> Recency separated nothing — every cluster centre sits within 0.11 standard deviations of the mean on it — so there are no "lapsed" or "active" segments to claim. And purchase frequency spans only 1 to 4 lines (510 customers bought once), too little spread to carry a segment boundary, which is why it was not clustered on. Both are consequences of the synthetic dataset documented in Checkpoint 1.</w:t>
+      </w:r>
+    </w:p>
+    <w:p>
+      <w:pPr>
+        <w:pStyle w:val="Heading3"/>
+      </w:pPr>
+      <w:r>
+        <w:t>Sub-category segments — 12 sub-categories</w:t>
+      </w:r>
+    </w:p>
+    <w:p>
+      <w:r>
+        <w:t>Clustered on total revenue, 2023-to-2024 growth, and margin.</w:t>
+      </w:r>
+    </w:p>
+    <w:p>
+      <w:pPr>
+        <w:jc w:val="center"/>
+      </w:pPr>
+      <w:r>
+        <w:drawing>
+          <wp:inline xmlns:a="http://schemas.openxmlformats.org/drawingml/2006/main" xmlns:pic="http://schemas.openxmlformats.org/drawingml/2006/picture">
+            <wp:extent cx="5486400" cy="3352800"/>
+            <wp:docPr id="3" name="Picture 3"/>
+            <wp:cNvGraphicFramePr>
+              <a:graphicFrameLocks noChangeAspect="1"/>
+            </wp:cNvGraphicFramePr>
+            <a:graphic>
+              <a:graphicData uri="http://schemas.openxmlformats.org/drawingml/2006/picture">
+                <pic:pic>
+                  <pic:nvPicPr>
+                    <pic:cNvPr id="0" name="cp3_fig2_subcategory_segments.png"/>
+                    <pic:cNvPicPr/>
+                  </pic:nvPicPr>
+                  <pic:blipFill>
+                    <a:blip r:embed="rId11"/>
+                    <a:stretch>
+                      <a:fillRect/>
+                    </a:stretch>
+                  </pic:blipFill>
+                  <pic:spPr>
+                    <a:xfrm>
+                      <a:off x="0" y="0"/>
+                      <a:ext cx="5486400" cy="3352800"/>
+                    </a:xfrm>
+                    <a:prstGeom prst="rect"/>
+                  </pic:spPr>
+                </pic:pic>
+              </a:graphicData>
+            </a:graphic>
+          </wp:inline>
+        </w:drawing>
+      </w:r>
+    </w:p>
+    <w:p>
+      <w:pPr>
+        <w:spacing w:after="200" w:line="240" w:lineRule="auto"/>
+        <w:jc w:val="center"/>
+      </w:pPr>
+      <w:r>
+        <w:rPr>
+          <w:i/>
+          <w:color w:val="7B8994"/>
+          <w:sz w:val="20"/>
+        </w:rPr>
+        <w:t>Figure 3. Sub-category segments. Growth separates the two ends; the middle cluster is defined by margin.</w:t>
+      </w:r>
+    </w:p>
+    <w:tbl>
+      <w:tblPr>
+        <w:tblStyle w:val="LightGrid-Accent1"/>
+        <w:tblW w:type="auto" w:w="0"/>
+        <w:jc w:val="center"/>
+        <w:tblLayout w:type="autofit"/>
+        <w:tblLook w:firstColumn="1" w:firstRow="1" w:lastColumn="0" w:lastRow="0" w:noHBand="0" w:noVBand="1" w:val="04A0"/>
+      </w:tblPr>
+      <w:tblGrid>
+        <w:gridCol w:w="3120"/>
+        <w:gridCol w:w="3120"/>
+        <w:gridCol w:w="3120"/>
+      </w:tblGrid>
+      <w:tr>
+        <w:tc>
+          <w:tcPr>
+            <w:tcW w:type="dxa" w:w="3120"/>
+          </w:tcPr>
+          <w:p>
+            <w:r>
+              <w:rPr>
+                <w:b/>
+              </w:rPr>
+            </w:r>
+            <w:r>
+              <w:rPr>
+                <w:b/>
+              </w:rPr>
+              <w:t>Segment</w:t>
+            </w:r>
+          </w:p>
+        </w:tc>
+        <w:tc>
+          <w:tcPr>
+            <w:tcW w:type="dxa" w:w="3120"/>
+          </w:tcPr>
+          <w:p>
+            <w:r>
+              <w:rPr>
+                <w:b/>
+              </w:rPr>
+            </w:r>
+            <w:r>
+              <w:rPr>
+                <w:b/>
+              </w:rPr>
+              <w:t>Members</w:t>
+            </w:r>
+          </w:p>
+        </w:tc>
+        <w:tc>
+          <w:tcPr>
+            <w:tcW w:type="dxa" w:w="3120"/>
+          </w:tcPr>
+          <w:p>
+            <w:r>
+              <w:rPr>
+                <w:b/>
+              </w:rPr>
+            </w:r>
+            <w:r>
+              <w:rPr>
+                <w:b/>
+              </w:rPr>
+              <w:t>2023 → 2024</w:t>
+            </w:r>
+          </w:p>
+        </w:tc>
+      </w:tr>
+      <w:tr>
+        <w:tc>
+          <w:tcPr>
+            <w:tcW w:type="dxa" w:w="3120"/>
+          </w:tcPr>
+          <w:p>
+            <w:pPr>
+              <w:spacing w:line="240" w:lineRule="auto"/>
+            </w:pPr>
+            <w:r>
+              <w:rPr>
+                <w:sz w:val="18"/>
+              </w:rPr>
+            </w:r>
+            <w:r>
+              <w:rPr>
+                <w:b/>
+                <w:sz w:val="18"/>
+              </w:rPr>
+              <w:t>Growth Engines</w:t>
+            </w:r>
+          </w:p>
+        </w:tc>
+        <w:tc>
+          <w:tcPr>
+            <w:tcW w:type="dxa" w:w="3120"/>
+          </w:tcPr>
+          <w:p>
+            <w:pPr>
+              <w:spacing w:line="240" w:lineRule="auto"/>
+            </w:pPr>
+            <w:r>
+              <w:rPr>
+                <w:sz w:val="18"/>
+              </w:rPr>
+            </w:r>
+            <w:r>
+              <w:rPr>
+                <w:sz w:val="18"/>
+              </w:rPr>
+              <w:t>Markers, Paper, Pens, Sofas, Tables</w:t>
+            </w:r>
+          </w:p>
+        </w:tc>
+        <w:tc>
+          <w:tcPr>
+            <w:tcW w:type="dxa" w:w="3120"/>
+          </w:tcPr>
+          <w:p>
+            <w:pPr>
+              <w:spacing w:line="240" w:lineRule="auto"/>
+            </w:pPr>
+            <w:r>
+              <w:rPr>
+                <w:sz w:val="18"/>
+              </w:rPr>
+            </w:r>
+            <w:r>
+              <w:rPr>
+                <w:sz w:val="18"/>
+              </w:rPr>
+              <w:t xml:space="preserve">452,521 → 634,777, </w:t>
+            </w:r>
+            <w:r>
+              <w:rPr>
+                <w:b/>
+                <w:sz w:val="18"/>
+              </w:rPr>
+              <w:t>+40.3%</w:t>
+            </w:r>
+          </w:p>
+        </w:tc>
+      </w:tr>
+      <w:tr>
+        <w:tc>
+          <w:tcPr>
+            <w:tcW w:type="dxa" w:w="3120"/>
+          </w:tcPr>
+          <w:p>
+            <w:pPr>
+              <w:spacing w:line="240" w:lineRule="auto"/>
+            </w:pPr>
+            <w:r>
+              <w:rPr>
+                <w:sz w:val="18"/>
+              </w:rPr>
+            </w:r>
+            <w:r>
+              <w:rPr>
+                <w:b/>
+                <w:sz w:val="18"/>
+              </w:rPr>
+              <w:t>Low-Margin Niche</w:t>
+            </w:r>
+          </w:p>
+        </w:tc>
+        <w:tc>
+          <w:tcPr>
+            <w:tcW w:type="dxa" w:w="3120"/>
+          </w:tcPr>
+          <w:p>
+            <w:pPr>
+              <w:spacing w:line="240" w:lineRule="auto"/>
+            </w:pPr>
+            <w:r>
+              <w:rPr>
+                <w:sz w:val="18"/>
+              </w:rPr>
+            </w:r>
+            <w:r>
+              <w:rPr>
+                <w:sz w:val="18"/>
+              </w:rPr>
+              <w:t>Binders, Phones</w:t>
+            </w:r>
+          </w:p>
+        </w:tc>
+        <w:tc>
+          <w:tcPr>
+            <w:tcW w:type="dxa" w:w="3120"/>
+          </w:tcPr>
+          <w:p>
+            <w:pPr>
+              <w:spacing w:line="240" w:lineRule="auto"/>
+            </w:pPr>
+            <w:r>
+              <w:rPr>
+                <w:sz w:val="18"/>
+              </w:rPr>
+            </w:r>
+            <w:r>
+              <w:rPr>
+                <w:sz w:val="18"/>
+              </w:rPr>
+              <w:t>180,351 → 187,537, +4.0%</w:t>
+            </w:r>
+          </w:p>
+        </w:tc>
+      </w:tr>
+      <w:tr>
+        <w:tc>
+          <w:tcPr>
+            <w:tcW w:type="dxa" w:w="3120"/>
+          </w:tcPr>
+          <w:p>
+            <w:pPr>
+              <w:spacing w:line="240" w:lineRule="auto"/>
+            </w:pPr>
+            <w:r>
+              <w:rPr>
+                <w:sz w:val="18"/>
+              </w:rPr>
+            </w:r>
+            <w:r>
+              <w:rPr>
+                <w:b/>
+                <w:sz w:val="18"/>
+              </w:rPr>
+              <w:t>Declining Lines</w:t>
+            </w:r>
+          </w:p>
+        </w:tc>
+        <w:tc>
+          <w:tcPr>
+            <w:tcW w:type="dxa" w:w="3120"/>
+          </w:tcPr>
+          <w:p>
+            <w:pPr>
+              <w:spacing w:line="240" w:lineRule="auto"/>
+            </w:pPr>
+            <w:r>
+              <w:rPr>
+                <w:sz w:val="18"/>
+              </w:rPr>
+            </w:r>
+            <w:r>
+              <w:rPr>
+                <w:sz w:val="18"/>
+              </w:rPr>
+              <w:t>Bookcases, Chairs, Electronic Games, Laptops, Printers</w:t>
+            </w:r>
+          </w:p>
+        </w:tc>
+        <w:tc>
+          <w:tcPr>
+            <w:tcW w:type="dxa" w:w="3120"/>
+          </w:tcPr>
+          <w:p>
+            <w:pPr>
+              <w:spacing w:line="240" w:lineRule="auto"/>
+            </w:pPr>
+            <w:r>
+              <w:rPr>
+                <w:sz w:val="18"/>
+              </w:rPr>
+            </w:r>
+            <w:r>
+              <w:rPr>
+                <w:sz w:val="18"/>
+              </w:rPr>
+              <w:t xml:space="preserve">596,851 → 380,164, </w:t>
+            </w:r>
+            <w:r>
+              <w:rPr>
+                <w:b/>
+                <w:sz w:val="18"/>
+              </w:rPr>
+              <w:t>−36.3%</w:t>
+            </w:r>
+          </w:p>
+        </w:tc>
+      </w:tr>
+    </w:tbl>
+    <w:p>
+      <w:pPr>
+        <w:spacing w:after="200" w:line="240" w:lineRule="auto"/>
+        <w:jc w:val="center"/>
+      </w:pPr>
+      <w:r>
+        <w:rPr>
+          <w:i/>
+          <w:color w:val="7B8994"/>
+          <w:sz w:val="20"/>
+        </w:rPr>
+        <w:t>Table 7. Sub-category segments — 12 sub-categories</w:t>
+      </w:r>
+    </w:p>
+    <w:p>
+      <w:r>
+        <w:t>The segmentation recovers Checkpoint 1's central finding without being told it: the two large clusters move in opposite directions, +40.3% against −36.3%, and the company-wide figure is their average. Printers sit at the far edge of Declining Lines at −71.0%.</w:t>
+      </w:r>
+    </w:p>
+    <w:p>
+      <w:r>
+        <w:t>The middle cluster is named for margin, not growth: Binders grew 36.6% and Phones fell 14.1%, so "stable" would be wrong. What its two members share is low margin and small scale.</w:t>
+      </w:r>
+    </w:p>
+    <w:p>
+      <w:r>
+        <w:rPr>
+          <w:b/>
+        </w:rPr>
+        <w:t>ACTION for the group:</w:t>
+      </w:r>
+      <w:r>
+        <w:t xml:space="preserve"> put both scatter plots on Page 3, add the segment slicer, and write the business significance of each segment in your own words.</w:t>
       </w:r>
     </w:p>
     <w:p>
@@ -1556,279 +4653,48 @@
         <w:pStyle w:val="Heading2"/>
       </w:pPr>
       <w:r>
-        <w:t>4. Dashboard layout</w:t>
+        <w:t>Task 3.4 — Presentation</w:t>
       </w:r>
     </w:p>
     <w:p>
       <w:r>
-        <w:t>Four pages, each answering something specific. The business question each one serves is named, because a visual that answers no question does not earn its space.</w:t>
+        <w:t xml:space="preserve">Ten minutes, during Weeks 12–13. The brief requires all three pages walked through, at least one interactive feature demonstrated live, at least two questions answered, and </w:t>
       </w:r>
-    </w:p>
-    <w:p>
-      <w:pPr>
-        <w:pStyle w:val="Heading3"/>
-      </w:pPr>
-      <w:r>
-        <w:t>Page 1 — Executive summary</w:t>
-      </w:r>
-    </w:p>
-    <w:p>
-      <w:r>
-        <w:rPr>
-          <w:i/>
-        </w:rPr>
-        <w:t>Answers: is the company still growing?</w:t>
-      </w:r>
-    </w:p>
-    <w:p>
-      <w:pPr>
-        <w:pStyle w:val="ListBullet"/>
-      </w:pPr>
       <w:r>
         <w:rPr>
           <w:b/>
         </w:rPr>
-        <w:t>KPI row</w:t>
+        <w:t>every member speaking</w:t>
       </w:r>
       <w:r>
-        <w:t>, five tiles: orders per month, revenue per month, margin %, average line value, and the peak-to-current gap. Each against the 2022 peak, not against last month</w:t>
+        <w:t>.</w:t>
       </w:r>
     </w:p>
     <w:p>
-      <w:pPr>
-        <w:pStyle w:val="ListBullet"/>
-      </w:pPr>
-      <w:r>
-        <w:rPr>
-          <w:b/>
-        </w:rPr>
-        <w:t>The trend line</w:t>
-      </w:r>
-      <w:r>
-        <w:t>, revenue per month across the 57-month window, with the two regimes marked — growth to the late-2022 peak, then the plateau. This is the headline visual of the whole project</w:t>
-      </w:r>
-    </w:p>
-    <w:p>
-      <w:pPr>
-        <w:pStyle w:val="ListBullet"/>
-      </w:pPr>
-      <w:r>
-        <w:rPr>
-          <w:b/>
-        </w:rPr>
-        <w:t>Year summary table</w:t>
-      </w:r>
-      <w:r>
-        <w:t xml:space="preserve"> from </w:t>
-      </w:r>
       <w:r>
         <w:rPr>
           <w:rFonts w:ascii="Consolas" w:hAnsi="Consolas"/>
           <w:color w:val="2F6F9F"/>
           <w:sz w:val="18"/>
         </w:rPr>
-        <w:t>v_annual</w:t>
+        <w:t>docs/discussion_script.md</w:t>
       </w:r>
       <w:r>
-        <w:t xml:space="preserve">, showing </w:t>
+        <w:t xml:space="preserve"> already covers the project's findings across three speakers and can be cut down for this. The live demonstration should be the </w:t>
       </w:r>
       <w:r>
         <w:rPr>
-          <w:rFonts w:ascii="Consolas" w:hAnsi="Consolas"/>
-          <w:color w:val="2F6F9F"/>
-          <w:sz w:val="18"/>
+          <w:b/>
         </w:rPr>
-        <w:t>months_covered</w:t>
+        <w:t>segment slicer on Page 3</w:t>
       </w:r>
       <w:r>
-        <w:t xml:space="preserve"> as a column so nobody compares a nine-month 2020 against a full year</w:t>
-      </w:r>
-    </w:p>
-    <w:p>
-      <w:pPr>
-        <w:pStyle w:val="Heading3"/>
-      </w:pPr>
-      <w:r>
-        <w:t>Page 2 — Product mix</w:t>
+        <w:t xml:space="preserve"> — selecting Thin-Margin Buyers and showing the profit share collapse is the most persuasive thing on the dashboard.</w:t>
       </w:r>
     </w:p>
     <w:p>
       <w:r>
-        <w:rPr>
-          <w:i/>
-        </w:rPr>
-        <w:t>Answers: which categories and sub-categories drive the trend?</w:t>
-      </w:r>
-    </w:p>
-    <w:p>
-      <w:pPr>
-        <w:pStyle w:val="ListBullet"/>
-      </w:pPr>
-      <w:r>
-        <w:rPr>
-          <w:b/>
-        </w:rPr>
-        <w:t>Sub-category change, 2023 against 2024</w:t>
-      </w:r>
-      <w:r>
-        <w:t>, sorted by absolute change. Printers at −136,865 and Paper at +85,689 are the two ends</w:t>
-      </w:r>
-    </w:p>
-    <w:p>
-      <w:pPr>
-        <w:pStyle w:val="ListBullet"/>
-      </w:pPr>
-      <w:r>
-        <w:rPr>
-          <w:b/>
-        </w:rPr>
-        <w:t>Category revenue over time</w:t>
-      </w:r>
-      <w:r>
-        <w:t>, three lines, so the opposite trends are visible rather than averaged away</w:t>
-      </w:r>
-    </w:p>
-    <w:p>
-      <w:pPr>
-        <w:pStyle w:val="ListBullet"/>
-      </w:pPr>
-      <w:r>
-        <w:rPr>
-          <w:b/>
-        </w:rPr>
-        <w:t>Margin by sub-category</w:t>
-      </w:r>
-      <w:r>
-        <w:t>, since the ranking here differs from the revenue ranking and that difference is the point</w:t>
-      </w:r>
-    </w:p>
-    <w:p>
-      <w:pPr>
-        <w:pStyle w:val="ListBullet"/>
-      </w:pPr>
-      <w:r>
-        <w:t>Filters: category, sub-category, year</w:t>
-      </w:r>
-    </w:p>
-    <w:p>
-      <w:pPr>
-        <w:pStyle w:val="Heading3"/>
-      </w:pPr>
-      <w:r>
-        <w:t>Page 3 — Seasonality</w:t>
-      </w:r>
-    </w:p>
-    <w:p>
-      <w:r>
-        <w:rPr>
-          <w:i/>
-        </w:rPr>
-        <w:t>Answers: when does demand concentrate, and is the pattern the same everywhere?</w:t>
-      </w:r>
-    </w:p>
-    <w:p>
-      <w:pPr>
-        <w:pStyle w:val="ListBullet"/>
-      </w:pPr>
-      <w:r>
-        <w:rPr>
-          <w:b/>
-        </w:rPr>
-        <w:t>Quarter share by category</w:t>
-      </w:r>
-      <w:r>
-        <w:t>, a small-multiple or grouped bar — one panel per category, never one blended line</w:t>
-      </w:r>
-    </w:p>
-    <w:p>
-      <w:pPr>
-        <w:pStyle w:val="ListBullet"/>
-      </w:pPr>
-      <w:r>
-        <w:rPr>
-          <w:b/>
-        </w:rPr>
-        <w:t>Monthly seasonal index</w:t>
-      </w:r>
-      <w:r>
-        <w:t>, January 0.679 to December 1.273</w:t>
-      </w:r>
-    </w:p>
-    <w:p>
-      <w:pPr>
-        <w:pStyle w:val="ListBullet"/>
-      </w:pPr>
-      <w:r>
-        <w:rPr>
-          <w:b/>
-        </w:rPr>
-        <w:t>Orders against average line value by month</w:t>
-      </w:r>
-      <w:r>
-        <w:t>, which shows that the Q4 peak is a throughput problem rather than a basket-size one: December records the most lines of any month at 133, on an average line value of 4,928 — below the annual range</w:t>
-      </w:r>
-    </w:p>
-    <w:p>
-      <w:pPr>
-        <w:pStyle w:val="Heading3"/>
-      </w:pPr>
-      <w:r>
-        <w:t>Page 4 — Geography and the negative results</w:t>
-      </w:r>
-    </w:p>
-    <w:p>
-      <w:r>
-        <w:rPr>
-          <w:i/>
-        </w:rPr>
-        <w:t>Answers: what did we rule out?</w:t>
-      </w:r>
-    </w:p>
-    <w:p>
-      <w:pPr>
-        <w:pStyle w:val="ListBullet"/>
-      </w:pPr>
-      <w:r>
-        <w:rPr>
-          <w:b/>
-        </w:rPr>
-        <w:t>State and city revenue</w:t>
-      </w:r>
-      <w:r>
-        <w:t>, showing the 28% spread that makes geography a non-factor. Include it so a viewer can verify the claim rather than take it</w:t>
-      </w:r>
-    </w:p>
-    <w:p>
-      <w:pPr>
-        <w:pStyle w:val="ListBullet"/>
-      </w:pPr>
-      <w:r>
-        <w:rPr>
-          <w:b/>
-        </w:rPr>
-        <w:t>Quantity against amount scatter</w:t>
-      </w:r>
-      <w:r>
-        <w:t>, r = 0.0446, p = 0.123 — the "sell more units" strategy that the data does not support</w:t>
-      </w:r>
-    </w:p>
-    <w:p>
-      <w:pPr>
-        <w:pStyle w:val="ListBullet"/>
-      </w:pPr>
-      <w:r>
-        <w:rPr>
-          <w:b/>
-        </w:rPr>
-        <w:t>The forecast and its holdout</w:t>
-      </w:r>
-      <w:r>
-        <w:t>, with the seasonal model's 22.7% mean absolute error against the flat average's 14.9% shown honestly</w:t>
-      </w:r>
-    </w:p>
-    <w:p>
-      <w:r>
-        <w:t>A dashboard that only shows what worked is a sales deck. Page 4 is what makes it analysis.</w:t>
+        <w:t>Questions to expect: why order count rather than revenue as the headline KPI; why three clusters and not five; whether the segments would hold on real data. The answers to the first two are above; the answer to the third is no, and saying so is better than pretending otherwise.</w:t>
       </w:r>
     </w:p>
     <w:p>
@@ -1841,18 +4707,396 @@
         <w:pStyle w:val="Heading2"/>
       </w:pPr>
       <w:r>
-        <w:t>5. What is still open</w:t>
+        <w:t>Rubric map</w:t>
+      </w:r>
+    </w:p>
+    <w:tbl>
+      <w:tblPr>
+        <w:tblStyle w:val="LightGrid-Accent1"/>
+        <w:tblW w:type="auto" w:w="0"/>
+        <w:jc w:val="center"/>
+        <w:tblLayout w:type="autofit"/>
+        <w:tblLook w:firstColumn="1" w:firstRow="1" w:lastColumn="0" w:lastRow="0" w:noHBand="0" w:noVBand="1" w:val="04A0"/>
+      </w:tblPr>
+      <w:tblGrid>
+        <w:gridCol w:w="3120"/>
+        <w:gridCol w:w="3120"/>
+        <w:gridCol w:w="3120"/>
+      </w:tblGrid>
+      <w:tr>
+        <w:tc>
+          <w:tcPr>
+            <w:tcW w:type="dxa" w:w="3120"/>
+          </w:tcPr>
+          <w:p>
+            <w:r>
+              <w:rPr>
+                <w:b/>
+              </w:rPr>
+            </w:r>
+            <w:r>
+              <w:rPr>
+                <w:b/>
+              </w:rPr>
+              <w:t>Criterion</w:t>
+            </w:r>
+          </w:p>
+        </w:tc>
+        <w:tc>
+          <w:tcPr>
+            <w:tcW w:type="dxa" w:w="3120"/>
+          </w:tcPr>
+          <w:p>
+            <w:r>
+              <w:rPr>
+                <w:b/>
+              </w:rPr>
+            </w:r>
+            <w:r>
+              <w:rPr>
+                <w:b/>
+              </w:rPr>
+              <w:t>Points</w:t>
+            </w:r>
+          </w:p>
+        </w:tc>
+        <w:tc>
+          <w:tcPr>
+            <w:tcW w:type="dxa" w:w="3120"/>
+          </w:tcPr>
+          <w:p>
+            <w:r>
+              <w:rPr>
+                <w:b/>
+              </w:rPr>
+            </w:r>
+            <w:r>
+              <w:rPr>
+                <w:b/>
+              </w:rPr>
+              <w:t>Where</w:t>
+            </w:r>
+          </w:p>
+        </w:tc>
+      </w:tr>
+      <w:tr>
+        <w:tc>
+          <w:tcPr>
+            <w:tcW w:type="dxa" w:w="3120"/>
+          </w:tcPr>
+          <w:p>
+            <w:pPr>
+              <w:spacing w:line="240" w:lineRule="auto"/>
+            </w:pPr>
+            <w:r>
+              <w:rPr>
+                <w:sz w:val="18"/>
+              </w:rPr>
+            </w:r>
+            <w:r>
+              <w:rPr>
+                <w:sz w:val="18"/>
+              </w:rPr>
+              <w:t>Dashboard Design &amp; Usability</w:t>
+            </w:r>
+          </w:p>
+        </w:tc>
+        <w:tc>
+          <w:tcPr>
+            <w:tcW w:type="dxa" w:w="3120"/>
+          </w:tcPr>
+          <w:p>
+            <w:pPr>
+              <w:spacing w:line="240" w:lineRule="auto"/>
+            </w:pPr>
+            <w:r>
+              <w:rPr>
+                <w:sz w:val="18"/>
+              </w:rPr>
+            </w:r>
+            <w:r>
+              <w:rPr>
+                <w:sz w:val="18"/>
+              </w:rPr>
+              <w:t>30</w:t>
+            </w:r>
+          </w:p>
+        </w:tc>
+        <w:tc>
+          <w:tcPr>
+            <w:tcW w:type="dxa" w:w="3120"/>
+          </w:tcPr>
+          <w:p>
+            <w:pPr>
+              <w:spacing w:line="240" w:lineRule="auto"/>
+            </w:pPr>
+            <w:r>
+              <w:rPr>
+                <w:sz w:val="18"/>
+              </w:rPr>
+            </w:r>
+            <w:r>
+              <w:rPr>
+                <w:sz w:val="18"/>
+              </w:rPr>
+              <w:t xml:space="preserve">Blueprint above; </w:t>
+            </w:r>
+            <w:r>
+              <w:rPr>
+                <w:b/>
+                <w:sz w:val="18"/>
+              </w:rPr>
+              <w:t>ACTION: build it</w:t>
+            </w:r>
+          </w:p>
+        </w:tc>
+      </w:tr>
+      <w:tr>
+        <w:tc>
+          <w:tcPr>
+            <w:tcW w:type="dxa" w:w="3120"/>
+          </w:tcPr>
+          <w:p>
+            <w:pPr>
+              <w:spacing w:line="240" w:lineRule="auto"/>
+            </w:pPr>
+            <w:r>
+              <w:rPr>
+                <w:sz w:val="18"/>
+              </w:rPr>
+            </w:r>
+            <w:r>
+              <w:rPr>
+                <w:sz w:val="18"/>
+              </w:rPr>
+              <w:t>Data Accuracy</w:t>
+            </w:r>
+          </w:p>
+        </w:tc>
+        <w:tc>
+          <w:tcPr>
+            <w:tcW w:type="dxa" w:w="3120"/>
+          </w:tcPr>
+          <w:p>
+            <w:pPr>
+              <w:spacing w:line="240" w:lineRule="auto"/>
+            </w:pPr>
+            <w:r>
+              <w:rPr>
+                <w:sz w:val="18"/>
+              </w:rPr>
+            </w:r>
+            <w:r>
+              <w:rPr>
+                <w:sz w:val="18"/>
+              </w:rPr>
+              <w:t>25</w:t>
+            </w:r>
+          </w:p>
+        </w:tc>
+        <w:tc>
+          <w:tcPr>
+            <w:tcW w:type="dxa" w:w="3120"/>
+          </w:tcPr>
+          <w:p>
+            <w:pPr>
+              <w:spacing w:line="240" w:lineRule="auto"/>
+            </w:pPr>
+            <w:r>
+              <w:rPr>
+                <w:sz w:val="18"/>
+              </w:rPr>
+            </w:r>
+            <w:r>
+              <w:rPr>
+                <w:sz w:val="18"/>
+              </w:rPr>
+              <w:t>Views verified against ten published figures; DAX and expected KPI values above</w:t>
+            </w:r>
+          </w:p>
+        </w:tc>
+      </w:tr>
+      <w:tr>
+        <w:tc>
+          <w:tcPr>
+            <w:tcW w:type="dxa" w:w="3120"/>
+          </w:tcPr>
+          <w:p>
+            <w:pPr>
+              <w:spacing w:line="240" w:lineRule="auto"/>
+            </w:pPr>
+            <w:r>
+              <w:rPr>
+                <w:sz w:val="18"/>
+              </w:rPr>
+            </w:r>
+            <w:r>
+              <w:rPr>
+                <w:sz w:val="18"/>
+              </w:rPr>
+              <w:t>Insights &amp; Storytelling</w:t>
+            </w:r>
+          </w:p>
+        </w:tc>
+        <w:tc>
+          <w:tcPr>
+            <w:tcW w:type="dxa" w:w="3120"/>
+          </w:tcPr>
+          <w:p>
+            <w:pPr>
+              <w:spacing w:line="240" w:lineRule="auto"/>
+            </w:pPr>
+            <w:r>
+              <w:rPr>
+                <w:sz w:val="18"/>
+              </w:rPr>
+            </w:r>
+            <w:r>
+              <w:rPr>
+                <w:sz w:val="18"/>
+              </w:rPr>
+              <w:t>25</w:t>
+            </w:r>
+          </w:p>
+        </w:tc>
+        <w:tc>
+          <w:tcPr>
+            <w:tcW w:type="dxa" w:w="3120"/>
+          </w:tcPr>
+          <w:p>
+            <w:pPr>
+              <w:spacing w:line="240" w:lineRule="auto"/>
+            </w:pPr>
+            <w:r>
+              <w:rPr>
+                <w:sz w:val="18"/>
+              </w:rPr>
+            </w:r>
+            <w:r>
+              <w:rPr>
+                <w:sz w:val="18"/>
+              </w:rPr>
+              <w:t xml:space="preserve">Page purposes above; </w:t>
+            </w:r>
+            <w:r>
+              <w:rPr>
+                <w:b/>
+                <w:sz w:val="18"/>
+              </w:rPr>
+              <w:t>ACTION: the narrative in your own words</w:t>
+            </w:r>
+          </w:p>
+        </w:tc>
+      </w:tr>
+      <w:tr>
+        <w:tc>
+          <w:tcPr>
+            <w:tcW w:type="dxa" w:w="3120"/>
+          </w:tcPr>
+          <w:p>
+            <w:pPr>
+              <w:spacing w:line="240" w:lineRule="auto"/>
+            </w:pPr>
+            <w:r>
+              <w:rPr>
+                <w:sz w:val="18"/>
+              </w:rPr>
+            </w:r>
+            <w:r>
+              <w:rPr>
+                <w:sz w:val="18"/>
+              </w:rPr>
+              <w:t>Documentation</w:t>
+            </w:r>
+          </w:p>
+        </w:tc>
+        <w:tc>
+          <w:tcPr>
+            <w:tcW w:type="dxa" w:w="3120"/>
+          </w:tcPr>
+          <w:p>
+            <w:pPr>
+              <w:spacing w:line="240" w:lineRule="auto"/>
+            </w:pPr>
+            <w:r>
+              <w:rPr>
+                <w:sz w:val="18"/>
+              </w:rPr>
+            </w:r>
+            <w:r>
+              <w:rPr>
+                <w:sz w:val="18"/>
+              </w:rPr>
+              <w:t>20</w:t>
+            </w:r>
+          </w:p>
+        </w:tc>
+        <w:tc>
+          <w:tcPr>
+            <w:tcW w:type="dxa" w:w="3120"/>
+          </w:tcPr>
+          <w:p>
+            <w:pPr>
+              <w:spacing w:line="240" w:lineRule="auto"/>
+            </w:pPr>
+            <w:r>
+              <w:rPr>
+                <w:sz w:val="18"/>
+              </w:rPr>
+            </w:r>
+            <w:r>
+              <w:rPr>
+                <w:sz w:val="18"/>
+              </w:rPr>
+              <w:t xml:space="preserve">This document is the written report's spine; </w:t>
+            </w:r>
+            <w:r>
+              <w:rPr>
+                <w:b/>
+                <w:sz w:val="18"/>
+              </w:rPr>
+              <w:t>ACTION: wireframe printed, `.pbix` and PDF exported</w:t>
+            </w:r>
+          </w:p>
+        </w:tc>
+      </w:tr>
+    </w:tbl>
+    <w:p>
+      <w:pPr>
+        <w:spacing w:after="200" w:line="240" w:lineRule="auto"/>
+        <w:jc w:val="center"/>
+      </w:pPr>
+      <w:r>
+        <w:rPr>
+          <w:i/>
+          <w:color w:val="7B8994"/>
+          <w:sz w:val="20"/>
+        </w:rPr>
+        <w:t>Table 8. Rubric map</w:t>
       </w:r>
     </w:p>
     <w:p>
+      <w:pPr>
+        <w:pStyle w:val="Heading3"/>
+      </w:pPr>
       <w:r>
-        <w:rPr>
-          <w:b/>
-        </w:rPr>
-        <w:t>The tool.</w:t>
+        <w:t>Submission checklist</w:t>
       </w:r>
+    </w:p>
+    <w:p>
+      <w:pPr>
+        <w:pStyle w:val="ListBullet"/>
+      </w:pPr>
       <w:r>
-        <w:t xml:space="preserve"> Power BI, Tableau and Looker Studio all read </w:t>
+        <w:t>Printed report: blueprint wireframe plus the discussion of insights and segmentation</w:t>
+      </w:r>
+    </w:p>
+    <w:p>
+      <w:pPr>
+        <w:pStyle w:val="ListBullet"/>
+      </w:pPr>
+      <w:r>
+        <w:t xml:space="preserve">Dashboard file: </w:t>
       </w:r>
       <w:r>
         <w:rPr>
@@ -1860,32 +5104,63 @@
           <w:color w:val="2F6F9F"/>
           <w:sz w:val="18"/>
         </w:rPr>
-        <w:t>data/dashboard/*.csv</w:t>
+        <w:t>.pbix</w:t>
       </w:r>
       <w:r>
-        <w:t xml:space="preserve"> directly, and all three connect to MySQL if the brief prefers a live connection. The data layer does not change; only the build does. Confirm what the brief or the instructor requires.</w:t>
+        <w:t>, submitted digitally</w:t>
+      </w:r>
+    </w:p>
+    <w:p>
+      <w:pPr>
+        <w:pStyle w:val="ListBullet"/>
+      </w:pPr>
+      <w:r>
+        <w:t>Exported PDF of all three dashboard pages</w:t>
+      </w:r>
+    </w:p>
+    <w:p>
+      <w:pPr>
+        <w:pStyle w:val="ListBullet"/>
+      </w:pPr>
+      <w:r>
+        <w:t xml:space="preserve">Updated signed Individual Contribution Form — </w:t>
+      </w:r>
+      <w:r>
+        <w:rPr>
+          <w:rFonts w:ascii="Consolas" w:hAnsi="Consolas"/>
+          <w:color w:val="2F6F9F"/>
+          <w:sz w:val="18"/>
+        </w:rPr>
+        <w:t>reports/Form_A_Individual_Contribution.docx</w:t>
+      </w:r>
+    </w:p>
+    <w:p>
+      <w:pPr>
+        <w:pStyle w:val="ListBullet"/>
+      </w:pPr>
+      <w:r>
+        <w:t>Live presentation, Week 12 or 13</w:t>
+      </w:r>
+    </w:p>
+    <w:p>
+      <w:pPr>
+        <w:pStyle w:val="ListBullet"/>
+      </w:pPr>
+      <w:r>
+        <w:t>Deadline: beginning of Week 14</w:t>
+      </w:r>
+    </w:p>
+    <w:p>
+      <w:pPr>
+        <w:pStyle w:val="Heading3"/>
+      </w:pPr>
+      <w:r>
+        <w:t>And the standing constraint</w:t>
       </w:r>
     </w:p>
     <w:p>
       <w:r>
-        <w:rPr>
-          <w:b/>
-        </w:rPr>
-        <w:t>The brief's Task 3.x list.</w:t>
-      </w:r>
-      <w:r>
-        <w:t xml:space="preserve"> See the assumption at the top of this document.</w:t>
-      </w:r>
-    </w:p>
-    <w:p>
-      <w:r>
-        <w:rPr>
-          <w:b/>
-        </w:rPr>
-        <w:t>Screenshots and interpretations.</w:t>
-      </w:r>
-      <w:r>
-        <w:t xml:space="preserve"> As with both earlier checkpoints, Section 3.2 requires the written interpretation of every visual to be the group's own words, and Section 3.1 requires numbered, captioned figures.</w:t>
+        <w:t>Section 3.2 still applies. The interpretation of every visual must be the group's own words. The segmentation numbers above are computed output and the DAX is tooling; what has to be yours is the reading of them.</w:t>
       </w:r>
     </w:p>
     <w:sectPr>
